--- a/тз.docx
+++ b/тз.docx
@@ -486,7 +486,63 @@
               <w:rPr>
                 <w:lang w:val="en-US"/>
               </w:rPr>
-              <w:t>\mathbb{Q} = \{m/n : ...\}, 0{,}(3), m,n \in \mathbb{Z}, n \neq 0</w:t>
+              <w:t>\</w:t>
+            </w:r>
+            <w:proofErr w:type="spellStart"/>
+            <w:r>
+              <w:rPr>
+                <w:lang w:val="en-US"/>
+              </w:rPr>
+              <w:t>mathbb</w:t>
+            </w:r>
+            <w:proofErr w:type="spellEnd"/>
+            <w:r>
+              <w:rPr>
+                <w:lang w:val="en-US"/>
+              </w:rPr>
+              <w:t>{Q} = \{m/n : ...\}, 0{,}(3), </w:t>
+            </w:r>
+            <w:proofErr w:type="spellStart"/>
+            <w:r>
+              <w:rPr>
+                <w:lang w:val="en-US"/>
+              </w:rPr>
+              <w:t>m,n</w:t>
+            </w:r>
+            <w:proofErr w:type="spellEnd"/>
+            <w:r>
+              <w:rPr>
+                <w:lang w:val="en-US"/>
+              </w:rPr>
+              <w:t xml:space="preserve"> \in \</w:t>
+            </w:r>
+            <w:proofErr w:type="spellStart"/>
+            <w:r>
+              <w:rPr>
+                <w:lang w:val="en-US"/>
+              </w:rPr>
+              <w:t>mathbb</w:t>
+            </w:r>
+            <w:proofErr w:type="spellEnd"/>
+            <w:r>
+              <w:rPr>
+                <w:lang w:val="en-US"/>
+              </w:rPr>
+              <w:t>{Z}, n \</w:t>
+            </w:r>
+            <w:proofErr w:type="spellStart"/>
+            <w:r>
+              <w:rPr>
+                <w:lang w:val="en-US"/>
+              </w:rPr>
+              <w:t>neq</w:t>
+            </w:r>
+            <w:proofErr w:type="spellEnd"/>
+            <w:r>
+              <w:rPr>
+                <w:lang w:val="en-US"/>
+              </w:rPr>
+              <w:t xml:space="preserve"> 0</w:t>
             </w:r>
           </w:p>
         </w:tc>
@@ -510,7 +566,31 @@
           </w:tcPr>
           <w:p>
             <w:r>
-              <w:t>человеческое объяснение + чистый LaTeX \(0,(3)\), \(c \ne 0\)</w:t>
+              <w:t>человеческое объяснение + чистый </w:t>
+            </w:r>
+            <w:proofErr w:type="spellStart"/>
+            <w:r>
+              <w:t>LaTeX</w:t>
+            </w:r>
+            <w:proofErr w:type="spellEnd"/>
+            <w:r>
+              <w:t> \(</w:t>
+            </w:r>
+            <w:proofErr w:type="gramStart"/>
+            <w:r>
+              <w:t>0,(</w:t>
+            </w:r>
+            <w:proofErr w:type="gramEnd"/>
+            <w:r>
+              <w:t>3)\), \(c \</w:t>
+            </w:r>
+            <w:proofErr w:type="spellStart"/>
+            <w:r>
+              <w:t>ne</w:t>
+            </w:r>
+            <w:proofErr w:type="spellEnd"/>
+            <w:r>
+              <w:t xml:space="preserve"> 0\)</w:t>
             </w:r>
           </w:p>
         </w:tc>
@@ -598,8 +678,21 @@
             <w:hideMark/>
           </w:tcPr>
           <w:p>
-            <w:r>
-              <w:t>Markdown-таблица, вложенный список, \underbrace{...}</w:t>
+            <w:proofErr w:type="spellStart"/>
+            <w:r>
+              <w:t>Markdown</w:t>
+            </w:r>
+            <w:proofErr w:type="spellEnd"/>
+            <w:r>
+              <w:t>-таблица, вложенный список, \</w:t>
+            </w:r>
+            <w:proofErr w:type="spellStart"/>
+            <w:r>
+              <w:t>underbrace</w:t>
+            </w:r>
+            <w:proofErr w:type="spellEnd"/>
+            <w:r>
+              <w:t>{...}</w:t>
             </w:r>
           </w:p>
         </w:tc>
@@ -753,7 +846,23 @@
           </w:tcPr>
           <w:p>
             <w:r>
-              <w:t>строгий интервал \(1 \le x &lt; 10\)</w:t>
+              <w:t>строгий интервал </w:t>
+            </w:r>
+            <w:proofErr w:type="gramStart"/>
+            <w:r>
+              <w:t>\(</w:t>
+            </w:r>
+            <w:proofErr w:type="gramEnd"/>
+            <w:r>
+              <w:t>1 \</w:t>
+            </w:r>
+            <w:proofErr w:type="spellStart"/>
+            <w:r>
+              <w:t>le</w:t>
+            </w:r>
+            <w:proofErr w:type="spellEnd"/>
+            <w:r>
+              <w:t xml:space="preserve"> x &lt; 10\)</w:t>
             </w:r>
           </w:p>
         </w:tc>
@@ -941,9 +1050,14 @@
           <w:numId w:val="17"/>
         </w:numPr>
       </w:pPr>
+      <w:proofErr w:type="spellStart"/>
       <w:r>
         <w:lastRenderedPageBreak/>
-        <w:t>Markdown-таблицы без лишних рамок.</w:t>
+        <w:t>Markdown</w:t>
+      </w:r>
+      <w:proofErr w:type="spellEnd"/>
+      <w:r>
+        <w:t>-таблицы без лишних рамок.</w:t>
       </w:r>
     </w:p>
     <w:p>
@@ -965,7 +1079,23 @@
         </w:numPr>
       </w:pPr>
       <w:r>
-        <w:t>\underbrace{...}_{\text{подпись}}.</w:t>
+        <w:t>\</w:t>
+      </w:r>
+      <w:proofErr w:type="spellStart"/>
+      <w:r>
+        <w:t>underbrace</w:t>
+      </w:r>
+      <w:proofErr w:type="spellEnd"/>
+      <w:r>
+        <w:t>{...}_{\</w:t>
+      </w:r>
+      <w:proofErr w:type="spellStart"/>
+      <w:r>
+        <w:t>text</w:t>
+      </w:r>
+      <w:proofErr w:type="spellEnd"/>
+      <w:r>
+        <w:t>{подпись}}.</w:t>
       </w:r>
     </w:p>
     <w:p>
@@ -981,12 +1111,25 @@
     </w:p>
     <w:p>
       <w:r>
-        <w:t>3.3. Чистый LaTeX</w:t>
-      </w:r>
-    </w:p>
-    <w:p>
-      <w:r>
-        <w:t>Каждая буква, цифра, интервал, формула — в \(...\) для инлайна и \[...\] для выноса. Никаких «голых» формул.</w:t>
+        <w:t>3.3. Чистый </w:t>
+      </w:r>
+      <w:proofErr w:type="spellStart"/>
+      <w:r>
+        <w:t>LaTeX</w:t>
+      </w:r>
+      <w:proofErr w:type="spellEnd"/>
+    </w:p>
+    <w:p>
+      <w:r>
+        <w:t>Каждая буква, цифра, интервал, формула — в </w:t>
+      </w:r>
+      <w:proofErr w:type="gramStart"/>
+      <w:r>
+        <w:t>\(</w:t>
+      </w:r>
+      <w:proofErr w:type="gramEnd"/>
+      <w:r>
+        <w:t>...\) для инлайна и \[...\] для выноса. Никаких «голых» формул.</w:t>
       </w:r>
     </w:p>
     <w:p>
@@ -1075,7 +1218,11 @@
         <w:t>❌</w:t>
       </w:r>
       <w:r>
-        <w:t> «Деление на дробь заменяется умножением на перевёрнутую дробь» </w:t>
+        <w:t> «Деление на дробь заменяется умножением на перевёрнутую </w:t>
+      </w:r>
+      <w:proofErr w:type="gramStart"/>
+      <w:r>
+        <w:t>дробь» </w:t>
       </w:r>
       <w:r>
         <w:rPr>
@@ -1084,7 +1231,11 @@
         <w:t>✅</w:t>
       </w:r>
       <w:r>
-        <w:t> «Деление на дробную структуру превращается в умножение, где верхний и нижний элементы меняются своими позициями»</w:t>
+        <w:t> «</w:t>
+      </w:r>
+      <w:proofErr w:type="gramEnd"/>
+      <w:r>
+        <w:t>Деление на дробную структуру превращается в умножение, где верхний и нижний элементы меняются своими позициями»</w:t>
       </w:r>
     </w:p>
     <w:p>
@@ -1105,7 +1256,11 @@
         <w:t>❌</w:t>
       </w:r>
       <w:r>
-        <w:t xml:space="preserve"> «Знаменатель = 12» </w:t>
+        <w:t xml:space="preserve"> «Знаменатель = </w:t>
+      </w:r>
+      <w:proofErr w:type="gramStart"/>
+      <w:r>
+        <w:t xml:space="preserve">12» </w:t>
       </w:r>
       <w:r>
         <w:rPr>
@@ -1120,7 +1275,14 @@
         <w:rPr>
           <w:rFonts w:ascii="Calibri" w:hAnsi="Calibri" w:cs="Calibri"/>
         </w:rPr>
-        <w:t>«Мы</w:t>
+        <w:t>«</w:t>
+      </w:r>
+      <w:proofErr w:type="gramEnd"/>
+      <w:r>
+        <w:rPr>
+          <w:rFonts w:ascii="Calibri" w:hAnsi="Calibri" w:cs="Calibri"/>
+        </w:rPr>
+        <w:t>Мы</w:t>
       </w:r>
       <w:r>
         <w:t xml:space="preserve"> </w:t>
@@ -1334,7 +1496,15 @@
         <w:t>❌</w:t>
       </w:r>
       <w:r>
-        <w:t> (x+1)−5 = x−4 </w:t>
+        <w:t> (x+</w:t>
+      </w:r>
+      <w:proofErr w:type="gramStart"/>
+      <w:r>
+        <w:t>1)−</w:t>
+      </w:r>
+      <w:proofErr w:type="gramEnd"/>
+      <w:r>
+        <w:t>5 = x−4 </w:t>
       </w:r>
       <w:r>
         <w:rPr>
@@ -1380,7 +1550,15 @@
         <w:t>❌</w:t>
       </w:r>
       <w:r>
-        <w:t xml:space="preserve"> «Правильная дробь всегда &lt; 1» (ломается на −3/4) </w:t>
+        <w:t xml:space="preserve"> «Правильная дробь всегда </w:t>
+      </w:r>
+      <w:proofErr w:type="gramStart"/>
+      <w:r>
+        <w:t>&lt; 1</w:t>
+      </w:r>
+      <w:proofErr w:type="gramEnd"/>
+      <w:r>
+        <w:t xml:space="preserve">» (ломается на −3/4) </w:t>
       </w:r>
       <w:r>
         <w:rPr>
@@ -1482,7 +1660,11 @@
         <w:t>❌</w:t>
       </w:r>
       <w:r>
-        <w:t xml:space="preserve"> Таблица только с буквенными формулами </w:t>
+        <w:t xml:space="preserve"> Таблица только с буквенными </w:t>
+      </w:r>
+      <w:proofErr w:type="gramStart"/>
+      <w:r>
+        <w:t xml:space="preserve">формулами </w:t>
       </w:r>
       <w:r>
         <w:rPr>
@@ -1499,6 +1681,7 @@
         </w:rPr>
         <w:t>Каждая</w:t>
       </w:r>
+      <w:proofErr w:type="gramEnd"/>
       <w:r>
         <w:t xml:space="preserve"> </w:t>
       </w:r>
@@ -1575,7 +1758,11 @@
         <w:t>❌</w:t>
       </w:r>
       <w:r>
-        <w:t xml:space="preserve"> «1 час = 60 минут» (одна фиксированная рамка) </w:t>
+        <w:t xml:space="preserve"> «1 час = 60 минут» (одна фиксированная </w:t>
+      </w:r>
+      <w:proofErr w:type="gramStart"/>
+      <w:r>
+        <w:t xml:space="preserve">рамка) </w:t>
       </w:r>
       <w:r>
         <w:rPr>
@@ -1592,6 +1779,7 @@
         </w:rPr>
         <w:t>«</w:t>
       </w:r>
+      <w:proofErr w:type="gramEnd"/>
       <w:r>
         <w:t xml:space="preserve">1 </w:t>
       </w:r>
@@ -1721,7 +1909,15 @@
     </w:p>
     <w:p>
       <w:r>
-        <w:t>5.1. LaTeX-синтаксис</w:t>
+        <w:t xml:space="preserve">5.1. </w:t>
+      </w:r>
+      <w:proofErr w:type="spellStart"/>
+      <w:r>
+        <w:t>LaTeX</w:t>
+      </w:r>
+      <w:proofErr w:type="spellEnd"/>
+      <w:r>
+        <w:t>-синтаксис</w:t>
       </w:r>
     </w:p>
     <w:tbl>
@@ -1812,8 +2008,13 @@
           </w:tcPr>
           <w:p>
             <w:r>
-              <w:t>Как НЕправильно</w:t>
-            </w:r>
+              <w:t xml:space="preserve">Как </w:t>
+            </w:r>
+            <w:proofErr w:type="spellStart"/>
+            <w:r>
+              <w:t>НЕправильно</w:t>
+            </w:r>
+            <w:proofErr w:type="spellEnd"/>
           </w:p>
         </w:tc>
       </w:tr>
@@ -1840,9 +2041,11 @@
             <w:hideMark/>
           </w:tcPr>
           <w:p>
+            <w:proofErr w:type="spellStart"/>
             <w:r>
               <w:t>Инлайн</w:t>
             </w:r>
+            <w:proofErr w:type="spellEnd"/>
           </w:p>
         </w:tc>
         <w:tc>
@@ -2019,8 +2222,21 @@
           </w:tcPr>
           <w:p>
             <w:r>
-              <w:t>\lvert x\rvert</w:t>
-            </w:r>
+              <w:t>\</w:t>
+            </w:r>
+            <w:proofErr w:type="spellStart"/>
+            <w:r>
+              <w:t>lvert</w:t>
+            </w:r>
+            <w:proofErr w:type="spellEnd"/>
+            <w:r>
+              <w:t xml:space="preserve"> x\</w:t>
+            </w:r>
+            <w:proofErr w:type="spellStart"/>
+            <w:r>
+              <w:t>rvert</w:t>
+            </w:r>
+            <w:proofErr w:type="spellEnd"/>
           </w:p>
         </w:tc>
         <w:tc>
@@ -2096,7 +2312,39 @@
           </w:tcPr>
           <w:p>
             <w:r>
-              <w:t>\cancel{12}^{2} (с cancel extension)</w:t>
+              <w:t>\</w:t>
+            </w:r>
+            <w:proofErr w:type="spellStart"/>
+            <w:r>
+              <w:t>cancel</w:t>
+            </w:r>
+            <w:proofErr w:type="spellEnd"/>
+            <w:r>
+              <w:t>{</w:t>
+            </w:r>
+            <w:proofErr w:type="gramStart"/>
+            <w:r>
+              <w:t>12}^</w:t>
+            </w:r>
+            <w:proofErr w:type="gramEnd"/>
+            <w:r>
+              <w:t xml:space="preserve">{2} (с </w:t>
+            </w:r>
+            <w:proofErr w:type="spellStart"/>
+            <w:r>
+              <w:t>cancel</w:t>
+            </w:r>
+            <w:proofErr w:type="spellEnd"/>
+            <w:r>
+              <w:t xml:space="preserve"> </w:t>
+            </w:r>
+            <w:proofErr w:type="spellStart"/>
+            <w:r>
+              <w:t>extension</w:t>
+            </w:r>
+            <w:proofErr w:type="spellEnd"/>
+            <w:r>
+              <w:t>)</w:t>
             </w:r>
           </w:p>
         </w:tc>
@@ -2120,7 +2368,15 @@
           </w:tcPr>
           <w:p>
             <w:r>
-              <w:t>12/6 → 2 (без визуала)</w:t>
+              <w:t xml:space="preserve">12/6 → 2 (без </w:t>
+            </w:r>
+            <w:proofErr w:type="spellStart"/>
+            <w:r>
+              <w:t>визуала</w:t>
+            </w:r>
+            <w:proofErr w:type="spellEnd"/>
+            <w:r>
+              <w:t>)</w:t>
             </w:r>
           </w:p>
         </w:tc>
@@ -2303,7 +2559,15 @@
     </w:p>
     <w:p>
       <w:r>
-        <w:t>3.Блоки 3..N-2: Теория и практика. Закон → алгоритм → пример → ошибка.</w:t>
+        <w:t xml:space="preserve">3.Блоки </w:t>
+      </w:r>
+      <w:proofErr w:type="gramStart"/>
+      <w:r>
+        <w:t>3..</w:t>
+      </w:r>
+      <w:proofErr w:type="gramEnd"/>
+      <w:r>
+        <w:t>N-2: Теория и практика. Закон → алгоритм → пример → ошибка.</w:t>
       </w:r>
     </w:p>
     <w:p>
@@ -2333,8 +2597,13 @@
           <w:numId w:val="19"/>
         </w:numPr>
       </w:pPr>
-      <w:r>
-        <w:t>Decimal для под-слайдов: ### Слайд 9.1. ... (НЕ сдвигает нумерацию остальных).</w:t>
+      <w:proofErr w:type="spellStart"/>
+      <w:r>
+        <w:t>Decimal</w:t>
+      </w:r>
+      <w:proofErr w:type="spellEnd"/>
+      <w:r>
+        <w:t xml:space="preserve"> для под-слайдов: ### Слайд 9.1. ... (НЕ сдвигает нумерацию остальных).</w:t>
       </w:r>
     </w:p>
     <w:p>
@@ -2364,28 +2633,61 @@
       </w:r>
     </w:p>
     <w:p>
-      <w:r>
-        <w:t>1.«Определи знак/направление отдельно → работай с модулем → верни знак» — для всего, что связано с отрицательными.</w:t>
-      </w:r>
-    </w:p>
-    <w:p>
-      <w:r>
-        <w:t>2.«Быстрый фильтр» — минимальный тест для исключения вариантов.</w:t>
-      </w:r>
-    </w:p>
-    <w:p>
-      <w:r>
-        <w:t>3.«Буква/символ как временная замена» — для громоздких выражений.</w:t>
-      </w:r>
-    </w:p>
-    <w:p>
-      <w:r>
-        <w:t>4.«Проверка обратным действием» — после любой трансформации.</w:t>
-      </w:r>
-    </w:p>
-    <w:p>
-      <w:r>
-        <w:t>5.«Часть от целого vs целое по части» (или тематический аналог).</w:t>
+      <w:proofErr w:type="gramStart"/>
+      <w:r>
+        <w:t>1.«</w:t>
+      </w:r>
+      <w:proofErr w:type="gramEnd"/>
+      <w:r>
+        <w:t>Определи знак/направление отдельно → работай с модулем → верни знак» — для всего, что связано с отрицательными.</w:t>
+      </w:r>
+    </w:p>
+    <w:p>
+      <w:proofErr w:type="gramStart"/>
+      <w:r>
+        <w:t>2.«</w:t>
+      </w:r>
+      <w:proofErr w:type="gramEnd"/>
+      <w:r>
+        <w:t>Быстрый фильтр» — минимальный тест для исключения вариантов.</w:t>
+      </w:r>
+    </w:p>
+    <w:p>
+      <w:proofErr w:type="gramStart"/>
+      <w:r>
+        <w:t>3.«</w:t>
+      </w:r>
+      <w:proofErr w:type="gramEnd"/>
+      <w:r>
+        <w:t>Буква/символ как временная замена» — для громоздких выражений.</w:t>
+      </w:r>
+    </w:p>
+    <w:p>
+      <w:proofErr w:type="gramStart"/>
+      <w:r>
+        <w:t>4.«</w:t>
+      </w:r>
+      <w:proofErr w:type="gramEnd"/>
+      <w:r>
+        <w:t>Проверка обратным действием» — после любой трансформации.</w:t>
+      </w:r>
+    </w:p>
+    <w:p>
+      <w:proofErr w:type="gramStart"/>
+      <w:r>
+        <w:t>5.«</w:t>
+      </w:r>
+      <w:proofErr w:type="gramEnd"/>
+      <w:r>
+        <w:t xml:space="preserve">Часть от целого </w:t>
+      </w:r>
+      <w:proofErr w:type="spellStart"/>
+      <w:r>
+        <w:t>vs</w:t>
+      </w:r>
+      <w:proofErr w:type="spellEnd"/>
+      <w:r>
+        <w:t xml:space="preserve"> целое по части» (или тематический аналог).</w:t>
       </w:r>
     </w:p>
     <w:p>
@@ -2405,12 +2707,73 @@
     </w:p>
     <w:p>
       <w:r>
-        <w:t>1.Чистовые слайды v1 — [ТЕМА].md — Markdown, чистый LaTeX.</w:t>
-      </w:r>
-    </w:p>
-    <w:p>
-      <w:r>
-        <w:t>2.Чистовые слайды v1 — [ТЕМА] — reader.html — читалка с боковой навигацией, KaTeX + cancel extension через jsDelivr.</w:t>
+        <w:t>1.Чистовые слайды v1 — [ТЕМА</w:t>
+      </w:r>
+      <w:proofErr w:type="gramStart"/>
+      <w:r>
+        <w:t>].</w:t>
+      </w:r>
+      <w:proofErr w:type="spellStart"/>
+      <w:r>
+        <w:t>md</w:t>
+      </w:r>
+      <w:proofErr w:type="spellEnd"/>
+      <w:proofErr w:type="gramEnd"/>
+      <w:r>
+        <w:t xml:space="preserve"> — </w:t>
+      </w:r>
+      <w:proofErr w:type="spellStart"/>
+      <w:r>
+        <w:t>Markdown</w:t>
+      </w:r>
+      <w:proofErr w:type="spellEnd"/>
+      <w:r>
+        <w:t xml:space="preserve">, чистый </w:t>
+      </w:r>
+      <w:proofErr w:type="spellStart"/>
+      <w:r>
+        <w:t>LaTeX</w:t>
+      </w:r>
+      <w:proofErr w:type="spellEnd"/>
+      <w:r>
+        <w:t>.</w:t>
+      </w:r>
+    </w:p>
+    <w:p>
+      <w:r>
+        <w:t xml:space="preserve">2.Чистовые слайды v1 — [ТЕМА] — reader.html — читалка с боковой навигацией, </w:t>
+      </w:r>
+      <w:proofErr w:type="spellStart"/>
+      <w:r>
+        <w:t>KaTeX</w:t>
+      </w:r>
+      <w:proofErr w:type="spellEnd"/>
+      <w:r>
+        <w:t xml:space="preserve"> + </w:t>
+      </w:r>
+      <w:proofErr w:type="spellStart"/>
+      <w:r>
+        <w:t>cancel</w:t>
+      </w:r>
+      <w:proofErr w:type="spellEnd"/>
+      <w:r>
+        <w:t xml:space="preserve"> </w:t>
+      </w:r>
+      <w:proofErr w:type="spellStart"/>
+      <w:r>
+        <w:t>extension</w:t>
+      </w:r>
+      <w:proofErr w:type="spellEnd"/>
+      <w:r>
+        <w:t xml:space="preserve"> через </w:t>
+      </w:r>
+      <w:proofErr w:type="spellStart"/>
+      <w:r>
+        <w:t>jsDelivr</w:t>
+      </w:r>
+      <w:proofErr w:type="spellEnd"/>
+      <w:r>
+        <w:t>.</w:t>
       </w:r>
     </w:p>
     <w:p>
@@ -2430,8 +2793,21 @@
           <w:numId w:val="20"/>
         </w:numPr>
       </w:pPr>
-      <w:r>
-        <w:t>Парсер пиши на Node.js (НЕ PowerShell — он ломает кириллицу).</w:t>
+      <w:proofErr w:type="spellStart"/>
+      <w:r>
+        <w:t>Парсер</w:t>
+      </w:r>
+      <w:proofErr w:type="spellEnd"/>
+      <w:r>
+        <w:t xml:space="preserve"> пиши на Node.js (НЕ </w:t>
+      </w:r>
+      <w:proofErr w:type="spellStart"/>
+      <w:r>
+        <w:t>PowerShell</w:t>
+      </w:r>
+      <w:proofErr w:type="spellEnd"/>
+      <w:r>
+        <w:t xml:space="preserve"> — он ломает кириллицу).</w:t>
       </w:r>
     </w:p>
     <w:p>
@@ -2441,8 +2817,53 @@
           <w:numId w:val="20"/>
         </w:numPr>
       </w:pPr>
-      <w:r>
-        <w:t>Display-математика НЕ внутри blockquote — иначе парсер не обернёт её в &lt;div class="math-block"&gt;.</w:t>
+      <w:proofErr w:type="spellStart"/>
+      <w:r>
+        <w:t>Display</w:t>
+      </w:r>
+      <w:proofErr w:type="spellEnd"/>
+      <w:r>
+        <w:t xml:space="preserve">-математика НЕ внутри </w:t>
+      </w:r>
+      <w:proofErr w:type="spellStart"/>
+      <w:r>
+        <w:t>blockquote</w:t>
+      </w:r>
+      <w:proofErr w:type="spellEnd"/>
+      <w:r>
+        <w:t xml:space="preserve"> — иначе </w:t>
+      </w:r>
+      <w:proofErr w:type="spellStart"/>
+      <w:r>
+        <w:t>парсер</w:t>
+      </w:r>
+      <w:proofErr w:type="spellEnd"/>
+      <w:r>
+        <w:t xml:space="preserve"> не обернёт её в &lt;</w:t>
+      </w:r>
+      <w:proofErr w:type="spellStart"/>
+      <w:r>
+        <w:t>div</w:t>
+      </w:r>
+      <w:proofErr w:type="spellEnd"/>
+      <w:r>
+        <w:t xml:space="preserve"> </w:t>
+      </w:r>
+      <w:proofErr w:type="spellStart"/>
+      <w:r>
+        <w:t>class</w:t>
+      </w:r>
+      <w:proofErr w:type="spellEnd"/>
+      <w:r>
+        <w:t>="</w:t>
+      </w:r>
+      <w:proofErr w:type="spellStart"/>
+      <w:r>
+        <w:t>math-block</w:t>
+      </w:r>
+      <w:proofErr w:type="spellEnd"/>
+      <w:r>
+        <w:t>"&gt;.</w:t>
       </w:r>
     </w:p>
     <w:p>
@@ -2452,8 +2873,37 @@
           <w:numId w:val="20"/>
         </w:numPr>
       </w:pPr>
-      <w:r>
-        <w:t>Pre-processing markdown: разрывай параграфы на границах \[...\] ДО парсинга.</w:t>
+      <w:proofErr w:type="spellStart"/>
+      <w:r>
+        <w:t>Pre-processing</w:t>
+      </w:r>
+      <w:proofErr w:type="spellEnd"/>
+      <w:r>
+        <w:t xml:space="preserve"> </w:t>
+      </w:r>
+      <w:proofErr w:type="spellStart"/>
+      <w:r>
+        <w:t>markdown</w:t>
+      </w:r>
+      <w:proofErr w:type="spellEnd"/>
+      <w:r>
+        <w:t>: разрывай параграфы на границах </w:t>
+      </w:r>
+      <w:proofErr w:type="gramStart"/>
+      <w:r>
+        <w:t>\[</w:t>
+      </w:r>
+      <w:proofErr w:type="gramEnd"/>
+      <w:r>
+        <w:t xml:space="preserve">...\] ДО </w:t>
+      </w:r>
+      <w:proofErr w:type="spellStart"/>
+      <w:r>
+        <w:t>парсинга</w:t>
+      </w:r>
+      <w:proofErr w:type="spellEnd"/>
+      <w:r>
+        <w:t>.</w:t>
       </w:r>
     </w:p>
     <w:p>
@@ -2465,7 +2915,39 @@
       </w:pPr>
       <w:r>
         <w:lastRenderedPageBreak/>
-        <w:t>&lt;div class="math-block"&gt; вокруг каждой display-формулы для блочного рендеринга.</w:t>
+        <w:t>&lt;</w:t>
+      </w:r>
+      <w:proofErr w:type="spellStart"/>
+      <w:r>
+        <w:t>div</w:t>
+      </w:r>
+      <w:proofErr w:type="spellEnd"/>
+      <w:r>
+        <w:t xml:space="preserve"> </w:t>
+      </w:r>
+      <w:proofErr w:type="spellStart"/>
+      <w:r>
+        <w:t>class</w:t>
+      </w:r>
+      <w:proofErr w:type="spellEnd"/>
+      <w:r>
+        <w:t>="</w:t>
+      </w:r>
+      <w:proofErr w:type="spellStart"/>
+      <w:r>
+        <w:t>math-block</w:t>
+      </w:r>
+      <w:proofErr w:type="spellEnd"/>
+      <w:r>
+        <w:t xml:space="preserve">"&gt; вокруг каждой </w:t>
+      </w:r>
+      <w:proofErr w:type="spellStart"/>
+      <w:r>
+        <w:t>display</w:t>
+      </w:r>
+      <w:proofErr w:type="spellEnd"/>
+      <w:r>
+        <w:t>-формулы для блочного рендеринга.</w:t>
       </w:r>
     </w:p>
     <w:p>
@@ -2475,8 +2957,29 @@
           <w:numId w:val="20"/>
         </w:numPr>
       </w:pPr>
-      <w:r>
-        <w:t>KaTeX cancel extension (cancel.min.js) для визуального перечёркивания.</w:t>
+      <w:proofErr w:type="spellStart"/>
+      <w:r>
+        <w:t>KaTeX</w:t>
+      </w:r>
+      <w:proofErr w:type="spellEnd"/>
+      <w:r>
+        <w:t xml:space="preserve"> </w:t>
+      </w:r>
+      <w:proofErr w:type="spellStart"/>
+      <w:r>
+        <w:t>cancel</w:t>
+      </w:r>
+      <w:proofErr w:type="spellEnd"/>
+      <w:r>
+        <w:t xml:space="preserve"> </w:t>
+      </w:r>
+      <w:proofErr w:type="spellStart"/>
+      <w:r>
+        <w:t>extension</w:t>
+      </w:r>
+      <w:proofErr w:type="spellEnd"/>
+      <w:r>
+        <w:t> (cancel.min.js) для визуального перечёркивания.</w:t>
       </w:r>
     </w:p>
     <w:p>
@@ -2486,8 +2989,13 @@
           <w:numId w:val="20"/>
         </w:numPr>
       </w:pPr>
-      <w:r>
-        <w:t>Decimal-нумерация (Слайд 9.1) для под-слайдов без сдвига остальных.</w:t>
+      <w:proofErr w:type="spellStart"/>
+      <w:r>
+        <w:t>Decimal</w:t>
+      </w:r>
+      <w:proofErr w:type="spellEnd"/>
+      <w:r>
+        <w:t>-нумерация (Слайд 9.1) для под-слайдов без сдвига остальных.</w:t>
       </w:r>
     </w:p>
     <w:p>
@@ -2506,13 +3014,47 @@
       </w:r>
     </w:p>
     <w:p>
+      <w:proofErr w:type="spellStart"/>
       <w:r>
         <w:t>text</w:t>
       </w:r>
-    </w:p>
-    <w:p>
-      <w:r>
-        <w:t>v1 (черновик) → Совет Гарварда №1 → правки → v2       ↓micro-fixes Olga → правки → v3       ↓final cleanup → совет Гарварда №2 → 10/10</w:t>
+      <w:proofErr w:type="spellEnd"/>
+    </w:p>
+    <w:p>
+      <w:r>
+        <w:t>v1 (черновик) → Совет Гарварда №1 → правки → v2       ↓</w:t>
+      </w:r>
+      <w:proofErr w:type="spellStart"/>
+      <w:r>
+        <w:t>micro-fixes</w:t>
+      </w:r>
+      <w:proofErr w:type="spellEnd"/>
+      <w:r>
+        <w:t xml:space="preserve"> </w:t>
+      </w:r>
+      <w:proofErr w:type="spellStart"/>
+      <w:r>
+        <w:t>Olga</w:t>
+      </w:r>
+      <w:proofErr w:type="spellEnd"/>
+      <w:r>
+        <w:t xml:space="preserve"> → правки → v3       ↓</w:t>
+      </w:r>
+      <w:proofErr w:type="spellStart"/>
+      <w:r>
+        <w:t>final</w:t>
+      </w:r>
+      <w:proofErr w:type="spellEnd"/>
+      <w:r>
+        <w:t xml:space="preserve"> </w:t>
+      </w:r>
+      <w:proofErr w:type="spellStart"/>
+      <w:r>
+        <w:t>cleanup</w:t>
+      </w:r>
+      <w:proofErr w:type="spellEnd"/>
+      <w:r>
+        <w:t xml:space="preserve"> → совет Гарварда №2 → 10/10</w:t>
       </w:r>
     </w:p>
     <w:p>
@@ -2568,7 +3110,7 @@
         </w:numPr>
       </w:pPr>
       <w:r>
-        <w:object w:dxaOrig="1089" w:dyaOrig="1086">
+        <w:object w:dxaOrig="225" w:dyaOrig="225">
           <v:shapetype id="_x0000_t75" coordsize="21600,21600" o:spt="75" o:preferrelative="t" path="m@4@5l@4@11@9@11@9@5xe" filled="f" stroked="f">
             <v:stroke joinstyle="miter"/>
             <v:formulas>
@@ -2588,10 +3130,10 @@
             <v:path o:extrusionok="f" gradientshapeok="t" o:connecttype="rect"/>
             <o:lock v:ext="edit" aspectratio="t"/>
           </v:shapetype>
-          <v:shape id="_x0000_i1098" type="#_x0000_t75" style="width:20.25pt;height:18pt" o:ole="">
+          <v:shape id="_x0000_i1050" type="#_x0000_t75" style="width:20.25pt;height:18pt" o:ole="">
             <v:imagedata r:id="rId5" o:title=""/>
           </v:shape>
-          <w:control r:id="rId6" w:name="DefaultOcxName" w:shapeid="_x0000_i1098"/>
+          <w:control r:id="rId6" w:name="DefaultOcxName" w:shapeid="_x0000_i1050"/>
         </w:object>
       </w:r>
       <w:r>
@@ -2606,11 +3148,11 @@
         </w:numPr>
       </w:pPr>
       <w:r>
-        <w:object w:dxaOrig="1089" w:dyaOrig="1086">
-          <v:shape id="_x0000_i1097" type="#_x0000_t75" style="width:20.25pt;height:18pt" o:ole="">
+        <w:object w:dxaOrig="225" w:dyaOrig="225">
+          <v:shape id="_x0000_i1053" type="#_x0000_t75" style="width:20.25pt;height:18pt" o:ole="">
             <v:imagedata r:id="rId5" o:title=""/>
           </v:shape>
-          <w:control r:id="rId7" w:name="DefaultOcxName1" w:shapeid="_x0000_i1097"/>
+          <w:control r:id="rId7" w:name="DefaultOcxName1" w:shapeid="_x0000_i1053"/>
         </w:object>
       </w:r>
       <w:r>
@@ -2625,11 +3167,11 @@
         </w:numPr>
       </w:pPr>
       <w:r>
-        <w:object w:dxaOrig="1089" w:dyaOrig="1086">
-          <v:shape id="_x0000_i1096" type="#_x0000_t75" style="width:20.25pt;height:18pt" o:ole="">
+        <w:object w:dxaOrig="225" w:dyaOrig="225">
+          <v:shape id="_x0000_i1056" type="#_x0000_t75" style="width:20.25pt;height:18pt" o:ole="">
             <v:imagedata r:id="rId5" o:title=""/>
           </v:shape>
-          <w:control r:id="rId8" w:name="DefaultOcxName2" w:shapeid="_x0000_i1096"/>
+          <w:control r:id="rId8" w:name="DefaultOcxName2" w:shapeid="_x0000_i1056"/>
         </w:object>
       </w:r>
       <w:r>
@@ -2644,11 +3186,11 @@
         </w:numPr>
       </w:pPr>
       <w:r>
-        <w:object w:dxaOrig="1089" w:dyaOrig="1086">
-          <v:shape id="_x0000_i1095" type="#_x0000_t75" style="width:20.25pt;height:18pt" o:ole="">
+        <w:object w:dxaOrig="225" w:dyaOrig="225">
+          <v:shape id="_x0000_i1059" type="#_x0000_t75" style="width:20.25pt;height:18pt" o:ole="">
             <v:imagedata r:id="rId5" o:title=""/>
           </v:shape>
-          <w:control r:id="rId9" w:name="DefaultOcxName3" w:shapeid="_x0000_i1095"/>
+          <w:control r:id="rId9" w:name="DefaultOcxName3" w:shapeid="_x0000_i1059"/>
         </w:object>
       </w:r>
       <w:r>
@@ -2663,15 +3205,23 @@
         </w:numPr>
       </w:pPr>
       <w:r>
-        <w:object w:dxaOrig="1089" w:dyaOrig="1086">
-          <v:shape id="_x0000_i1094" type="#_x0000_t75" style="width:20.25pt;height:18pt" o:ole="">
+        <w:object w:dxaOrig="225" w:dyaOrig="225">
+          <v:shape id="_x0000_i1062" type="#_x0000_t75" style="width:20.25pt;height:18pt" o:ole="">
             <v:imagedata r:id="rId5" o:title=""/>
           </v:shape>
-          <w:control r:id="rId10" w:name="DefaultOcxName4" w:shapeid="_x0000_i1094"/>
+          <w:control r:id="rId10" w:name="DefaultOcxName4" w:shapeid="_x0000_i1062"/>
         </w:object>
       </w:r>
       <w:r>
-        <w:t> Новые методы имеют мостик к уже изученному (нет изолированных формул)</w:t>
+        <w:t xml:space="preserve"> Новые методы имеют мостик </w:t>
+      </w:r>
+      <w:proofErr w:type="gramStart"/>
+      <w:r>
+        <w:t>к уже</w:t>
+      </w:r>
+      <w:proofErr w:type="gramEnd"/>
+      <w:r>
+        <w:t xml:space="preserve"> изученному (нет изолированных формул)</w:t>
       </w:r>
     </w:p>
     <w:p>
@@ -2682,11 +3232,11 @@
         </w:numPr>
       </w:pPr>
       <w:r>
-        <w:object w:dxaOrig="1089" w:dyaOrig="1086">
-          <v:shape id="_x0000_i1093" type="#_x0000_t75" style="width:20.25pt;height:18pt" o:ole="">
+        <w:object w:dxaOrig="225" w:dyaOrig="225">
+          <v:shape id="_x0000_i1065" type="#_x0000_t75" style="width:20.25pt;height:18pt" o:ole="">
             <v:imagedata r:id="rId5" o:title=""/>
           </v:shape>
-          <w:control r:id="rId11" w:name="DefaultOcxName5" w:shapeid="_x0000_i1093"/>
+          <w:control r:id="rId11" w:name="DefaultOcxName5" w:shapeid="_x0000_i1065"/>
         </w:object>
       </w:r>
       <w:r>
@@ -2704,11 +3254,11 @@
         </w:rPr>
       </w:pPr>
       <w:r>
-        <w:object w:dxaOrig="1089" w:dyaOrig="1086">
-          <v:shape id="_x0000_i1092" type="#_x0000_t75" style="width:20.25pt;height:18pt" o:ole="">
+        <w:object w:dxaOrig="225" w:dyaOrig="225">
+          <v:shape id="_x0000_i1068" type="#_x0000_t75" style="width:20.25pt;height:18pt" o:ole="">
             <v:imagedata r:id="rId5" o:title=""/>
           </v:shape>
-          <w:control r:id="rId12" w:name="DefaultOcxName6" w:shapeid="_x0000_i1092"/>
+          <w:control r:id="rId12" w:name="DefaultOcxName6" w:shapeid="_x0000_i1068"/>
         </w:object>
       </w:r>
       <w:r>
@@ -2762,11 +3312,11 @@
         </w:numPr>
       </w:pPr>
       <w:r>
-        <w:object w:dxaOrig="1089" w:dyaOrig="1086">
-          <v:shape id="_x0000_i1091" type="#_x0000_t75" style="width:20.25pt;height:18pt" o:ole="">
+        <w:object w:dxaOrig="225" w:dyaOrig="225">
+          <v:shape id="_x0000_i1071" type="#_x0000_t75" style="width:20.25pt;height:18pt" o:ole="">
             <v:imagedata r:id="rId5" o:title=""/>
           </v:shape>
-          <w:control r:id="rId13" w:name="DefaultOcxName7" w:shapeid="_x0000_i1091"/>
+          <w:control r:id="rId13" w:name="DefaultOcxName7" w:shapeid="_x0000_i1071"/>
         </w:object>
       </w:r>
       <w:r>
@@ -2784,11 +3334,11 @@
         </w:rPr>
       </w:pPr>
       <w:r>
-        <w:object w:dxaOrig="1089" w:dyaOrig="1086">
-          <v:shape id="_x0000_i1090" type="#_x0000_t75" style="width:20.25pt;height:18pt" o:ole="">
+        <w:object w:dxaOrig="225" w:dyaOrig="225">
+          <v:shape id="_x0000_i1074" type="#_x0000_t75" style="width:20.25pt;height:18pt" o:ole="">
             <v:imagedata r:id="rId5" o:title=""/>
           </v:shape>
-          <w:control r:id="rId14" w:name="DefaultOcxName8" w:shapeid="_x0000_i1090"/>
+          <w:control r:id="rId14" w:name="DefaultOcxName8" w:shapeid="_x0000_i1074"/>
         </w:object>
       </w:r>
       <w:r>
@@ -2797,9 +3347,11 @@
         </w:rPr>
         <w:t> </w:t>
       </w:r>
+      <w:proofErr w:type="spellStart"/>
       <w:r>
         <w:t>Парсер</w:t>
       </w:r>
+      <w:proofErr w:type="spellEnd"/>
       <w:r>
         <w:rPr>
           <w:lang w:val="en-US"/>
@@ -2824,16 +3376,29 @@
         </w:numPr>
       </w:pPr>
       <w:r>
-        <w:object w:dxaOrig="1089" w:dyaOrig="1086">
-          <v:shape id="_x0000_i1089" type="#_x0000_t75" style="width:20.25pt;height:18pt" o:ole="">
+        <w:object w:dxaOrig="225" w:dyaOrig="225">
+          <v:shape id="_x0000_i1077" type="#_x0000_t75" style="width:20.25pt;height:18pt" o:ole="">
             <v:imagedata r:id="rId5" o:title=""/>
           </v:shape>
-          <w:control r:id="rId15" w:name="DefaultOcxName9" w:shapeid="_x0000_i1089"/>
+          <w:control r:id="rId15" w:name="DefaultOcxName9" w:shapeid="_x0000_i1077"/>
         </w:object>
       </w:r>
       <w:r>
-        <w:t> Display-математика не внутри blockquote</w:t>
-      </w:r>
+        <w:t> </w:t>
+      </w:r>
+      <w:proofErr w:type="spellStart"/>
+      <w:r>
+        <w:t>Display</w:t>
+      </w:r>
+      <w:proofErr w:type="spellEnd"/>
+      <w:r>
+        <w:t xml:space="preserve">-математика не внутри </w:t>
+      </w:r>
+      <w:proofErr w:type="spellStart"/>
+      <w:r>
+        <w:t>blockquote</w:t>
+      </w:r>
+      <w:proofErr w:type="spellEnd"/>
     </w:p>
     <w:p>
       <w:pPr>
@@ -2843,15 +3408,23 @@
         </w:numPr>
       </w:pPr>
       <w:r>
-        <w:object w:dxaOrig="1089" w:dyaOrig="1086">
-          <v:shape id="_x0000_i1088" type="#_x0000_t75" style="width:20.25pt;height:18pt" o:ole="">
+        <w:object w:dxaOrig="225" w:dyaOrig="225">
+          <v:shape id="_x0000_i1080" type="#_x0000_t75" style="width:20.25pt;height:18pt" o:ole="">
             <v:imagedata r:id="rId5" o:title=""/>
           </v:shape>
-          <w:control r:id="rId16" w:name="DefaultOcxName10" w:shapeid="_x0000_i1088"/>
+          <w:control r:id="rId16" w:name="DefaultOcxName10" w:shapeid="_x0000_i1080"/>
         </w:object>
       </w:r>
       <w:r>
-        <w:t> Decimal-нумерация для под-слайдов</w:t>
+        <w:t> </w:t>
+      </w:r>
+      <w:proofErr w:type="spellStart"/>
+      <w:r>
+        <w:t>Decimal</w:t>
+      </w:r>
+      <w:proofErr w:type="spellEnd"/>
+      <w:r>
+        <w:t>-нумерация для под-слайдов</w:t>
       </w:r>
     </w:p>
     <w:p>
@@ -2862,11 +3435,11 @@
         </w:numPr>
       </w:pPr>
       <w:r>
-        <w:object w:dxaOrig="1089" w:dyaOrig="1086">
-          <v:shape id="_x0000_i1087" type="#_x0000_t75" style="width:20.25pt;height:18pt" o:ole="">
+        <w:object w:dxaOrig="225" w:dyaOrig="225">
+          <v:shape id="_x0000_i1083" type="#_x0000_t75" style="width:20.25pt;height:18pt" o:ole="">
             <v:imagedata r:id="rId5" o:title=""/>
           </v:shape>
-          <w:control r:id="rId17" w:name="DefaultOcxName11" w:shapeid="_x0000_i1087"/>
+          <w:control r:id="rId17" w:name="DefaultOcxName11" w:shapeid="_x0000_i1083"/>
         </w:object>
       </w:r>
       <w:r>
@@ -2891,12 +3464,36 @@
     <w:p>
       <w:r>
         <w:lastRenderedPageBreak/>
-        <w:t>Сначала пиши блок методической критики исходного материала (где нарушена логика «Почему → Что», где сидит графический мусор, какие темы из задач упущены). Затем выдавай готовые чистовые слайды в Markdown.</w:t>
-      </w:r>
-    </w:p>
-    <w:p>
-      <w:r>
-        <w:t>В самом конце ответа вызови Совет Гарварда в полном составе (математик + ученик с нуля + методист + нейробиолог) для ревью. Они должны дать объективное заключение по каждому из 8 законов и итоговую оценку из 10.</w:t>
+        <w:t xml:space="preserve">Сначала пиши блок методической критики исходного материала (где нарушена логика «Почему → Что», где сидит графический мусор, какие темы из задач упущены). Затем выдавай готовые чистовые слайды в </w:t>
+      </w:r>
+      <w:proofErr w:type="spellStart"/>
+      <w:r>
+        <w:t>Markdown</w:t>
+      </w:r>
+      <w:proofErr w:type="spellEnd"/>
+      <w:r>
+        <w:t>.</w:t>
+      </w:r>
+    </w:p>
+    <w:p>
+      <w:r>
+        <w:t xml:space="preserve">В самом конце ответа вызови Совет Гарварда в полном составе (математик + ученик с нуля + методист + </w:t>
+      </w:r>
+      <w:proofErr w:type="spellStart"/>
+      <w:r>
+        <w:t>нейробиолог</w:t>
+      </w:r>
+      <w:proofErr w:type="spellEnd"/>
+      <w:r>
+        <w:t xml:space="preserve">) для </w:t>
+      </w:r>
+      <w:proofErr w:type="spellStart"/>
+      <w:r>
+        <w:t>ревью</w:t>
+      </w:r>
+      <w:proofErr w:type="spellEnd"/>
+      <w:r>
+        <w:t>. Они должны дать объективное заключение по каждому из 8 законов и итоговую оценку из 10.</w:t>
       </w:r>
     </w:p>
     <w:p>
@@ -2949,7 +3546,23 @@
         </w:numPr>
       </w:pPr>
       <w:r>
-        <w:t>Закон 6: решает кейс «правильная дробь &lt; 1» vs -5/4</w:t>
+        <w:t xml:space="preserve">Закон 6: решает кейс «правильная дробь </w:t>
+      </w:r>
+      <w:proofErr w:type="gramStart"/>
+      <w:r>
+        <w:t>&lt; 1</w:t>
+      </w:r>
+      <w:proofErr w:type="gramEnd"/>
+      <w:r>
+        <w:t xml:space="preserve">» </w:t>
+      </w:r>
+      <w:proofErr w:type="spellStart"/>
+      <w:r>
+        <w:t>vs</w:t>
+      </w:r>
+      <w:proofErr w:type="spellEnd"/>
+      <w:r>
+        <w:t> -5/4</w:t>
       </w:r>
     </w:p>
     <w:p>
@@ -2965,12 +3578,907 @@
     </w:p>
     <w:p>
       <w:r>
-        <w:t>Процесс из 5 шагов — это выкристаллизованная методология, которая в нашей работе привела от v3 (черновик) к v16 (10/10) за 13 итераций. С этим промптом новый чат должен дойти до 10/10 за 2–3 итерации Совета.</w:t>
-      </w:r>
-    </w:p>
-    <w:p>
-      <w:r>
-        <w:t>Технические требования (Node.js, decimal-нумерация, math-block div, KaTeX cancel) — это найденные нами подводные камни, которые ломают рендеринг, если их игнорировать.</w:t>
+        <w:t xml:space="preserve">Процесс из 5 шагов — это выкристаллизованная методология, которая в нашей работе привела от v3 (черновик) к v16 (10/10) за 13 итераций. С этим </w:t>
+      </w:r>
+      <w:proofErr w:type="spellStart"/>
+      <w:r>
+        <w:t>промптом</w:t>
+      </w:r>
+      <w:proofErr w:type="spellEnd"/>
+      <w:r>
+        <w:t xml:space="preserve"> новый чат должен дойти до 10/10 за 2–3 итерации Совета.</w:t>
+      </w:r>
+    </w:p>
+    <w:p>
+      <w:r>
+        <w:t xml:space="preserve">Технические требования (Node.js, </w:t>
+      </w:r>
+      <w:proofErr w:type="spellStart"/>
+      <w:r>
+        <w:t>decimal</w:t>
+      </w:r>
+      <w:proofErr w:type="spellEnd"/>
+      <w:r>
+        <w:t xml:space="preserve">-нумерация, </w:t>
+      </w:r>
+      <w:proofErr w:type="spellStart"/>
+      <w:r>
+        <w:t>math-block</w:t>
+      </w:r>
+      <w:proofErr w:type="spellEnd"/>
+      <w:r>
+        <w:t xml:space="preserve"> </w:t>
+      </w:r>
+      <w:proofErr w:type="spellStart"/>
+      <w:r>
+        <w:t>div</w:t>
+      </w:r>
+      <w:proofErr w:type="spellEnd"/>
+      <w:r>
+        <w:t xml:space="preserve">, </w:t>
+      </w:r>
+      <w:proofErr w:type="spellStart"/>
+      <w:r>
+        <w:t>KaTeX</w:t>
+      </w:r>
+      <w:proofErr w:type="spellEnd"/>
+      <w:r>
+        <w:t xml:space="preserve"> </w:t>
+      </w:r>
+      <w:proofErr w:type="spellStart"/>
+      <w:r>
+        <w:t>cancel</w:t>
+      </w:r>
+      <w:proofErr w:type="spellEnd"/>
+      <w:r>
+        <w:t>) — это найденные нами подводные камни, которые ломают рендеринг, если их игнорировать.</w:t>
+      </w:r>
+    </w:p>
+    <w:p>
+      <w:pPr>
+        <w:rPr>
+          <w:b/>
+          <w:bCs/>
+        </w:rPr>
+      </w:pPr>
+      <w:r>
+        <w:rPr>
+          <w:b/>
+          <w:bCs/>
+        </w:rPr>
+        <w:t>УНИВЕРСАЛЬНЫЕ ЗАКОНЫ НАПИСАНИЯ ТЕОРЕТИЧЕСКОЙ ЧАСТИ</w:t>
+      </w:r>
+    </w:p>
+    <w:p>
+      <w:pPr>
+        <w:rPr>
+          <w:b/>
+          <w:bCs/>
+        </w:rPr>
+      </w:pPr>
+      <w:r>
+        <w:rPr>
+          <w:b/>
+          <w:bCs/>
+        </w:rPr>
+        <w:t>Уровень 1: ЗАКОНЫ АРХИТЕКТУРЫ (как устроен материал)</w:t>
+      </w:r>
+    </w:p>
+    <w:p>
+      <w:r>
+        <w:t>Закон 1: Контракта между блоками</w:t>
+      </w:r>
+    </w:p>
+    <w:p>
+      <w:r>
+        <w:t>Каждый блок имеет одну и ту же внутреннюю структуру: «Почему важно → Что это → Как считать → Где применить → Где ошибиться». Ученик, привыкший к одной структуре в Блоке 1, автоматически ориентируется во всех следующих.</w:t>
+      </w:r>
+    </w:p>
+    <w:p>
+      <w:r>
+        <w:t>Закон 2: разделение ролей теории и памятки</w:t>
+      </w:r>
+    </w:p>
+    <w:p>
+      <w:r>
+        <w:t>Теория (в блоке) учит — содержит определение, вывод, пример по шагам, проверку здравым смыслом. Памятка (в сборнике формул) напоминает — содержит только формулу, переменные и дискриминатор. Если теория и памятка дублируют — ученик тратит время на повтор без пользы.</w:t>
+      </w:r>
+    </w:p>
+    <w:p>
+      <w:r>
+        <w:t>Закон 3: Преемственность через явные ссылки</w:t>
+      </w:r>
+    </w:p>
+    <w:p>
+      <w:r>
+        <w:t>Каждый новый блок содержит минимум одну явную отсылку к предыдущему («это та же Формула 1, применённая n раз», «база для следующего шага»). Без отсылки блоки выглядят изолированными — ученик не строит карту знаний.</w:t>
+      </w:r>
+    </w:p>
+    <w:p>
+      <w:r>
+        <w:t>Закон 4: Закон-триггер в конце блока</w:t>
+      </w:r>
+    </w:p>
+    <w:p>
+      <w:r>
+        <w:t>Каждый блок заканчивается одной строкой-связкой: «Закон-триггер: простой процент — это та же Формула 1, применённая n раз к одной базе». Это короткое предложение, которое ученик уносит с собой и вспоминает на ЦТ.</w:t>
+      </w:r>
+    </w:p>
+    <w:p>
+      <w:r>
+        <w:t>Закон 5: Варьирование пауз</w:t>
+      </w:r>
+    </w:p>
+    <w:p>
+      <w:r>
+        <w:lastRenderedPageBreak/>
+        <w:t>Мостики между блоками не должны быть одного формата. Чередуйте: паспорт темы → вопрос-размышление → разминочная задача → задача в стиле экзамена → анонс следующего блока. Иначе ученик перестаёт их читать после 3-го одинакового.</w:t>
+      </w:r>
+    </w:p>
+    <w:p>
+      <w:pPr>
+        <w:rPr>
+          <w:b/>
+          <w:bCs/>
+        </w:rPr>
+      </w:pPr>
+      <w:r>
+        <w:rPr>
+          <w:b/>
+          <w:bCs/>
+        </w:rPr>
+        <w:t>Уровень 2: ЗАКОНЫ ОБЪЯСНЕНИЯ (как подавать материал)</w:t>
+      </w:r>
+    </w:p>
+    <w:p>
+      <w:r>
+        <w:t>Закон 6: Один шаг = одно действие</w:t>
+      </w:r>
+    </w:p>
+    <w:p>
+      <w:r>
+        <w:t>В любом решении каждый шаг = одна операция. «Подставь данные» — это шаг 1. «Посчитай числитель» — это шаг 2. Не «подставь и посчитай» — это два шага в одном.</w:t>
+      </w:r>
+    </w:p>
+    <w:p>
+      <w:r>
+        <w:t>Закон 7: Абстракция привязана к конкретному</w:t>
+      </w:r>
+    </w:p>
+    <w:p>
+      <w:r>
+        <w:t>Каждая формула, термин или метод появляется вместе с конкретным жизненным сценарием (шоколадки, маляры, банк, магазин). Без якоря абстракция не запоминается.</w:t>
+      </w:r>
+    </w:p>
+    <w:p>
+      <w:r>
+        <w:t>Закон 8: Два языка для одной идеи</w:t>
+      </w:r>
+    </w:p>
+    <w:p>
+      <w:r>
+        <w:t>Каждая ключевая идея объясняется дважды: один раз через жизненный сценарий, один раз через формальную запись. Ученик, которому не даётся сценарий, цепляется за формулу, и наоборот.</w:t>
+      </w:r>
+    </w:p>
+    <w:p>
+      <w:r>
+        <w:t>Закон 9: Переменные объяснены явно</w:t>
+      </w:r>
+    </w:p>
+    <w:p>
+      <w:r>
+        <w:t>У каждой формулы каждая буква объяснена в таблице «что обозначает — пример». Ученик не должен угадывать, что значит </w:t>
+      </w:r>
+      <w:proofErr w:type="spellStart"/>
+      <w:r>
+        <w:t>p</w:t>
+      </w:r>
+      <w:r>
+        <w:rPr>
+          <w:i/>
+          <w:iCs/>
+        </w:rPr>
+        <w:t>p</w:t>
+      </w:r>
+      <w:proofErr w:type="spellEnd"/>
+      <w:r>
+        <w:t>, </w:t>
+      </w:r>
+      <w:proofErr w:type="spellStart"/>
+      <w:r>
+        <w:t>n</w:t>
+      </w:r>
+      <w:r>
+        <w:rPr>
+          <w:i/>
+          <w:iCs/>
+        </w:rPr>
+        <w:t>n</w:t>
+      </w:r>
+      <w:proofErr w:type="spellEnd"/>
+      <w:r>
+        <w:t>, A</w:t>
+      </w:r>
+      <w:r>
+        <w:rPr>
+          <w:i/>
+          <w:iCs/>
+        </w:rPr>
+        <w:t>A</w:t>
+      </w:r>
+      <w:r>
+        <w:t> — это должно быть в одной таблице рядом с формулой.</w:t>
+      </w:r>
+    </w:p>
+    <w:p>
+      <w:r>
+        <w:t>Закон 10: Область определения не зазубривается, а объясняется</w:t>
+      </w:r>
+    </w:p>
+    <w:p>
+      <w:r>
+        <w:t>Если у формулы есть ограничение (p&gt;−100</w:t>
+      </w:r>
+      <w:proofErr w:type="gramStart"/>
+      <w:r>
+        <w:rPr>
+          <w:i/>
+          <w:iCs/>
+        </w:rPr>
+        <w:t>p</w:t>
+      </w:r>
+      <w:r>
+        <w:t>&gt;−</w:t>
+      </w:r>
+      <w:proofErr w:type="gramEnd"/>
+      <w:r>
+        <w:t>100, A≠0</w:t>
+      </w:r>
+      <w:r>
+        <w:rPr>
+          <w:i/>
+          <w:iCs/>
+        </w:rPr>
+        <w:t>A</w:t>
+      </w:r>
+      <w:r>
+        <w:t>=0, знаменатель не ноль) — объясните, почему именно это ограничение возникает. Ученик, понимающий причину, не путает ограничения разных формул.</w:t>
+      </w:r>
+    </w:p>
+    <w:p>
+      <w:pPr>
+        <w:rPr>
+          <w:b/>
+          <w:bCs/>
+        </w:rPr>
+      </w:pPr>
+      <w:r>
+        <w:rPr>
+          <w:b/>
+          <w:bCs/>
+        </w:rPr>
+        <w:t>Уровень 3: ЗАКОНЫ ПАМЯТКИ (как закрепить)</w:t>
+      </w:r>
+    </w:p>
+    <w:p>
+      <w:r>
+        <w:t>Закон 11: Дискриминатор — обязателен</w:t>
+      </w:r>
+    </w:p>
+    <w:p>
+      <w:r>
+        <w:t>В каждой памятке есть блок «Когда используется / Когда НЕ используется» (или эквивалент). Без дискриминатора ученик путает похожие формулы на экзамене.</w:t>
+      </w:r>
+    </w:p>
+    <w:p>
+      <w:r>
+        <w:t>Закон 12: Памятка умещается в один взгляд</w:t>
+      </w:r>
+    </w:p>
+    <w:p>
+      <w:r>
+        <w:t xml:space="preserve">Шпаргалка должна читаться без </w:t>
+      </w:r>
+      <w:proofErr w:type="spellStart"/>
+      <w:r>
+        <w:t>скролла</w:t>
+      </w:r>
+      <w:proofErr w:type="spellEnd"/>
+      <w:r>
+        <w:t>: формула, таблица переменных, дискриминатор — на одном экране. Если памятка требует прокрутки, она перестаёт быть памяткой.</w:t>
+      </w:r>
+    </w:p>
+    <w:p>
+      <w:r>
+        <w:t>Закон 13: Закон сброса базы (универсальный)</w:t>
+      </w:r>
+    </w:p>
+    <w:p>
+      <w:r>
+        <w:t>В любой теме, где есть цепочка изменений (двойная скидка, многолетний рост, смешивание растворов), новое значение становится базой для следующего шага. Явно проговорите это правило один раз — ученик будет применять его ко всем задачам с цепочками.</w:t>
+      </w:r>
+    </w:p>
+    <w:p>
+      <w:r>
+        <w:t>Закон 14: Формула + переменные + дискриминатор = памятка</w:t>
+      </w:r>
+    </w:p>
+    <w:p>
+      <w:r>
+        <w:t>Структура любой памятки: (1) формула, (2) таблица переменных с примером, (3) дискриминатор применимости. Три блока, не больше.</w:t>
+      </w:r>
+    </w:p>
+    <w:p>
+      <w:pPr>
+        <w:rPr>
+          <w:b/>
+          <w:bCs/>
+        </w:rPr>
+      </w:pPr>
+      <w:r>
+        <w:rPr>
+          <w:b/>
+          <w:bCs/>
+        </w:rPr>
+        <w:t>Уровень 4: ЗАКОНЫ САМОПРОВЕРКИ (как научить ученика проверять себя)</w:t>
+      </w:r>
+    </w:p>
+    <w:p>
+      <w:r>
+        <w:t>Закон 15: Скрипт проверки ДО записи ответа</w:t>
+      </w:r>
+    </w:p>
+    <w:p>
+      <w:r>
+        <w:lastRenderedPageBreak/>
+        <w:t>Скрипт проверки черновика (тест по сути + тест по форме) ставится перед записью финального ответа, не после. Без этого скрипта ученик проверяет ответ уже на бумаге — поздно.</w:t>
+      </w:r>
+    </w:p>
+    <w:p>
+      <w:r>
+        <w:t>Закон 16: Два теста, не один</w:t>
+      </w:r>
+    </w:p>
+    <w:p>
+      <w:r>
+        <w:t>Любой скрипт проверки содержит два независимых теста: один проверяет содержание (правильный ли тип зависимости), другой проверяет форму (сошлись ли единицы измерения). Один тест — это самоконтроль «в одну сторону», два — полная проверка.</w:t>
+      </w:r>
+    </w:p>
+    <w:p>
+      <w:r>
+        <w:t>Закон 17: Свёрнутые ответы</w:t>
+      </w:r>
+    </w:p>
+    <w:p>
+      <w:proofErr w:type="gramStart"/>
+      <w:r>
+        <w:t>Микро-тесты</w:t>
+      </w:r>
+      <w:proofErr w:type="gramEnd"/>
+      <w:r>
+        <w:t xml:space="preserve"> и скрипты самопроверки имеют свёрнутые ответы («&gt; Свернись с ответом: ...»). Открытый ответ даёт подсказку «бесплатно», свёрнутый активирует </w:t>
+      </w:r>
+      <w:proofErr w:type="spellStart"/>
+      <w:r>
+        <w:t>retrieval</w:t>
+      </w:r>
+      <w:proofErr w:type="spellEnd"/>
+      <w:r>
+        <w:t xml:space="preserve"> </w:t>
+      </w:r>
+      <w:proofErr w:type="spellStart"/>
+      <w:r>
+        <w:t>practice</w:t>
+      </w:r>
+      <w:proofErr w:type="spellEnd"/>
+      <w:r>
+        <w:t>.</w:t>
+      </w:r>
+    </w:p>
+    <w:p>
+      <w:r>
+        <w:t>Закон 18: Микро-контроль каждые 5-10 минут</w:t>
+      </w:r>
+    </w:p>
+    <w:p>
+      <w:r>
+        <w:t>После каждого блока — точка микро-контроля (2 задачи на 2 минуты). Без неё ученик узнаёт о своих пробелах только в финальной самопроверке — слишком поздно для исправления.</w:t>
+      </w:r>
+    </w:p>
+    <w:p>
+      <w:pPr>
+        <w:rPr>
+          <w:b/>
+          <w:bCs/>
+        </w:rPr>
+      </w:pPr>
+      <w:r>
+        <w:rPr>
+          <w:b/>
+          <w:bCs/>
+        </w:rPr>
+        <w:t>Уровень 5: ЗАКОНЫ КОГНИТИВНОЙ НАГРУЗКИ (как не перегрузить)</w:t>
+      </w:r>
+    </w:p>
+    <w:p>
+      <w:r>
+        <w:t xml:space="preserve">Закон 19: </w:t>
+      </w:r>
+      <w:proofErr w:type="spellStart"/>
+      <w:r>
+        <w:t>Chunking</w:t>
+      </w:r>
+      <w:proofErr w:type="spellEnd"/>
+      <w:r>
+        <w:t xml:space="preserve"> сложных слайдов</w:t>
+      </w:r>
+    </w:p>
+    <w:p>
+      <w:r>
+        <w:t>Если на одном слайде больше 3 концепций — раздели на под-слайды (14 → 14a + 14b). Рабочая память нуля вмещает 3±1 элемента одновременно.</w:t>
+      </w:r>
+    </w:p>
+    <w:p>
+      <w:r>
+        <w:t>Закон 20: Метод «рисуй» как универсальный анти-ступор</w:t>
+      </w:r>
+    </w:p>
+    <w:p>
+      <w:r>
+        <w:t>В любой ситуации «не понимаю условие» ученику даётся инструкция нарисовать: целое как фигуру, часть как заштрихованный кусок, известные числа подписать. Это переводит абстрактную задачу в образ и снимает ступор.</w:t>
+      </w:r>
+    </w:p>
+    <w:p>
+      <w:r>
+        <w:t>Закон 21: Распознавание ДО формулы</w:t>
+      </w:r>
+    </w:p>
+    <w:p>
+      <w:r>
+        <w:t>Перед формулами ученик должен научиться распознавать тип задачи по формулировке («15% от 200» → формула 1, «30 — это 15% от какого-то числа» → формула 2). Без этого шага ученик применяет формулу наугад.</w:t>
+      </w:r>
+    </w:p>
+    <w:p>
+      <w:r>
+        <w:t>Закон 22: Фразы-подсказки и слова-подсказки</w:t>
+      </w:r>
+    </w:p>
+    <w:p>
+      <w:r>
+        <w:t>Ученик запоминает 3-5 триггерных слов/фраз, которые мгновенно подсказывают тип задачи («от чего», «составляет X%», «было/стало»). Эти слова выносятся в отдельную памятку рядом с формулами.</w:t>
+      </w:r>
+    </w:p>
+    <w:p>
+      <w:pPr>
+        <w:rPr>
+          <w:b/>
+          <w:bCs/>
+        </w:rPr>
+      </w:pPr>
+      <w:r>
+        <w:rPr>
+          <w:b/>
+          <w:bCs/>
+        </w:rPr>
+        <w:t>Уровень 6: ЗАКОНЫ МОТИВАЦИИ (как не потерять ученика)</w:t>
+      </w:r>
+    </w:p>
+    <w:p>
+      <w:r>
+        <w:t>Закон 23: Смягчение негативной обратной связи</w:t>
+      </w:r>
+    </w:p>
+    <w:p>
+      <w:r>
+        <w:t>Результат «0 из 5» не должен звучать как приговор. Переформулируйте: «это нормально, вернись к Блокам 1–3, освежи базу, попробуй через 2–3 дня». Низкая оценка = сигнал к действию, не ярлык.</w:t>
+      </w:r>
+    </w:p>
+    <w:p>
+      <w:r>
+        <w:t>Закон 24: Конкретный выигрыш, не абстрактный</w:t>
+      </w:r>
+    </w:p>
+    <w:p>
+      <w:r>
+        <w:t>Мотивация привязана к конкретному жизненному выигрышу («6–8 баллов из 100 на ЦТ — самые лёгкие деньги»). Абстрактное «это важно» не работает.</w:t>
+      </w:r>
+    </w:p>
+    <w:p>
+      <w:r>
+        <w:t>Закон 25: Эмоциональная безопасность тона</w:t>
+      </w:r>
+    </w:p>
+    <w:p>
+      <w:r>
+        <w:lastRenderedPageBreak/>
+        <w:t>Обращение на «ты», без заносчивости, без насмешек, мягкие формулировки ошибок («возможная ловушка», «это нормально»). Ученик должен чувствовать, что автор на его стороне.</w:t>
+      </w:r>
+    </w:p>
+    <w:p>
+      <w:pPr>
+        <w:rPr>
+          <w:b/>
+          <w:bCs/>
+        </w:rPr>
+      </w:pPr>
+      <w:r>
+        <w:rPr>
+          <w:b/>
+          <w:bCs/>
+        </w:rPr>
+        <w:t>Уровень 7: ЗАКОНЫ РАЗРЕШЕНИЯ ПРОТИВОРЕЧИЙ</w:t>
+      </w:r>
+    </w:p>
+    <w:p>
+      <w:r>
+        <w:t>Закон 26: Унифицируй правила между блоками</w:t>
+      </w:r>
+    </w:p>
+    <w:p>
+      <w:r>
+        <w:t>Если одно и то же понятие (например, «знак минуса в процентах») трактуется по-разному в разных блоках — явно укажи правило в одном месте и проставь ссылки в остальных. Противоречие в теории разрушает доверие ко всему материалу.</w:t>
+      </w:r>
+    </w:p>
+    <w:p>
+      <w:r>
+        <w:t>Закон 27: Исключения объясняются явно</w:t>
+      </w:r>
+    </w:p>
+    <w:p>
+      <w:r>
+        <w:t>Если правило имеет исключение (например, «3 нуля на ступень» имеет исключение «5 нулей при прямом перескакивании») — исключение выносится в отдельный абзац с явной пометкой. Иначе исключение воспринимается как ошибка автора.</w:t>
+      </w:r>
+    </w:p>
+    <w:p>
+      <w:r>
+        <w:t>Закон 28: Устаревший материал синхронизируется с актуальным</w:t>
+      </w:r>
+    </w:p>
+    <w:p>
+      <w:r>
+        <w:t>Если памятка ссылается на «Слайды 16–21», а на самом деле шпаргалки в Слайдах 16–20 — ссылка проверяется при каждом обновлении. Иначе ученик идёт не туда.</w:t>
+      </w:r>
+    </w:p>
+    <w:p>
+      <w:pPr>
+        <w:rPr>
+          <w:b/>
+          <w:bCs/>
+        </w:rPr>
+      </w:pPr>
+      <w:r>
+        <w:rPr>
+          <w:rFonts w:ascii="Calibri" w:hAnsi="Calibri" w:cs="Calibri"/>
+          <w:b/>
+          <w:bCs/>
+        </w:rPr>
+        <w:t>🧭</w:t>
+      </w:r>
+      <w:r>
+        <w:rPr>
+          <w:b/>
+          <w:bCs/>
+        </w:rPr>
+        <w:t xml:space="preserve"> ПРИНЦИП ПРИМЕНЕНИЯ ЭТИХ ЗАКОНОВ</w:t>
+      </w:r>
+    </w:p>
+    <w:p>
+      <w:proofErr w:type="spellStart"/>
+      <w:r>
+        <w:t>Olga</w:t>
+      </w:r>
+      <w:proofErr w:type="spellEnd"/>
+      <w:r>
+        <w:t>, эти 28 законов универсальны в том смысле, что:</w:t>
+      </w:r>
+    </w:p>
+    <w:tbl>
+      <w:tblPr>
+        <w:tblW w:w="0" w:type="auto"/>
+        <w:tblCellSpacing w:w="15" w:type="dxa"/>
+        <w:tblCellMar>
+          <w:left w:w="0" w:type="dxa"/>
+          <w:right w:w="0" w:type="dxa"/>
+        </w:tblCellMar>
+        <w:tblLook w:val="04A0" w:firstRow="1" w:lastRow="0" w:firstColumn="1" w:lastColumn="0" w:noHBand="0" w:noVBand="1"/>
+      </w:tblPr>
+      <w:tblGrid>
+        <w:gridCol w:w="2231"/>
+        <w:gridCol w:w="7124"/>
+      </w:tblGrid>
+      <w:tr>
+        <w:trPr>
+          <w:tblHeader/>
+          <w:tblCellSpacing w:w="15" w:type="dxa"/>
+        </w:trPr>
+        <w:tc>
+          <w:tcPr>
+            <w:tcW w:w="0" w:type="auto"/>
+            <w:tcBorders>
+              <w:top w:val="nil"/>
+              <w:left w:val="nil"/>
+              <w:bottom w:val="single" w:sz="6" w:space="0" w:color="auto"/>
+              <w:right w:val="nil"/>
+            </w:tcBorders>
+            <w:tcMar>
+              <w:top w:w="150" w:type="dxa"/>
+              <w:left w:w="0" w:type="dxa"/>
+              <w:bottom w:w="150" w:type="dxa"/>
+              <w:right w:w="240" w:type="dxa"/>
+            </w:tcMar>
+            <w:vAlign w:val="center"/>
+            <w:hideMark/>
+          </w:tcPr>
+          <w:p>
+            <w:r>
+              <w:t>Применяются к</w:t>
+            </w:r>
+          </w:p>
+        </w:tc>
+        <w:tc>
+          <w:tcPr>
+            <w:tcW w:w="0" w:type="auto"/>
+            <w:tcBorders>
+              <w:top w:val="nil"/>
+              <w:left w:val="nil"/>
+              <w:bottom w:val="single" w:sz="6" w:space="0" w:color="auto"/>
+              <w:right w:val="nil"/>
+            </w:tcBorders>
+            <w:tcMar>
+              <w:top w:w="150" w:type="dxa"/>
+              <w:left w:w="0" w:type="dxa"/>
+              <w:bottom w:w="150" w:type="dxa"/>
+              <w:right w:w="240" w:type="dxa"/>
+            </w:tcMar>
+            <w:vAlign w:val="center"/>
+            <w:hideMark/>
+          </w:tcPr>
+          <w:p>
+            <w:r>
+              <w:t>Пример</w:t>
+            </w:r>
+          </w:p>
+        </w:tc>
+      </w:tr>
+      <w:tr>
+        <w:trPr>
+          <w:tblCellSpacing w:w="15" w:type="dxa"/>
+        </w:trPr>
+        <w:tc>
+          <w:tcPr>
+            <w:tcW w:w="0" w:type="auto"/>
+            <w:tcBorders>
+              <w:top w:val="single" w:sz="2" w:space="0" w:color="auto"/>
+              <w:left w:val="single" w:sz="2" w:space="0" w:color="auto"/>
+              <w:bottom w:val="single" w:sz="6" w:space="0" w:color="auto"/>
+              <w:right w:val="single" w:sz="2" w:space="0" w:color="auto"/>
+            </w:tcBorders>
+            <w:tcMar>
+              <w:top w:w="150" w:type="dxa"/>
+              <w:left w:w="0" w:type="dxa"/>
+              <w:bottom w:w="150" w:type="dxa"/>
+              <w:right w:w="240" w:type="dxa"/>
+            </w:tcMar>
+            <w:vAlign w:val="center"/>
+            <w:hideMark/>
+          </w:tcPr>
+          <w:p>
+            <w:r>
+              <w:t>Любой теме</w:t>
+            </w:r>
+          </w:p>
+        </w:tc>
+        <w:tc>
+          <w:tcPr>
+            <w:tcW w:w="0" w:type="auto"/>
+            <w:tcBorders>
+              <w:top w:val="single" w:sz="2" w:space="0" w:color="auto"/>
+              <w:left w:val="single" w:sz="2" w:space="0" w:color="auto"/>
+              <w:bottom w:val="single" w:sz="6" w:space="0" w:color="auto"/>
+              <w:right w:val="single" w:sz="2" w:space="0" w:color="auto"/>
+            </w:tcBorders>
+            <w:tcMar>
+              <w:top w:w="150" w:type="dxa"/>
+              <w:left w:w="0" w:type="dxa"/>
+              <w:bottom w:w="150" w:type="dxa"/>
+              <w:right w:w="240" w:type="dxa"/>
+            </w:tcMar>
+            <w:vAlign w:val="center"/>
+            <w:hideMark/>
+          </w:tcPr>
+          <w:p>
+            <w:r>
+              <w:t>Не только математике — к физике, языкам, истории (</w:t>
+            </w:r>
+            <w:proofErr w:type="spellStart"/>
+            <w:r>
+              <w:t>chunking</w:t>
+            </w:r>
+            <w:proofErr w:type="spellEnd"/>
+            <w:r>
+              <w:t>, скрипт проверки, дискриминатор работают везде)</w:t>
+            </w:r>
+          </w:p>
+        </w:tc>
+      </w:tr>
+      <w:tr>
+        <w:trPr>
+          <w:tblCellSpacing w:w="15" w:type="dxa"/>
+        </w:trPr>
+        <w:tc>
+          <w:tcPr>
+            <w:tcW w:w="0" w:type="auto"/>
+            <w:tcBorders>
+              <w:top w:val="single" w:sz="2" w:space="0" w:color="auto"/>
+              <w:left w:val="single" w:sz="2" w:space="0" w:color="auto"/>
+              <w:bottom w:val="single" w:sz="6" w:space="0" w:color="auto"/>
+              <w:right w:val="single" w:sz="2" w:space="0" w:color="auto"/>
+            </w:tcBorders>
+            <w:tcMar>
+              <w:top w:w="150" w:type="dxa"/>
+              <w:left w:w="0" w:type="dxa"/>
+              <w:bottom w:w="150" w:type="dxa"/>
+              <w:right w:w="240" w:type="dxa"/>
+            </w:tcMar>
+            <w:vAlign w:val="center"/>
+            <w:hideMark/>
+          </w:tcPr>
+          <w:p>
+            <w:r>
+              <w:t>Любому качеству материала</w:t>
+            </w:r>
+          </w:p>
+        </w:tc>
+        <w:tc>
+          <w:tcPr>
+            <w:tcW w:w="0" w:type="auto"/>
+            <w:tcBorders>
+              <w:top w:val="single" w:sz="2" w:space="0" w:color="auto"/>
+              <w:left w:val="single" w:sz="2" w:space="0" w:color="auto"/>
+              <w:bottom w:val="single" w:sz="6" w:space="0" w:color="auto"/>
+              <w:right w:val="single" w:sz="2" w:space="0" w:color="auto"/>
+            </w:tcBorders>
+            <w:tcMar>
+              <w:top w:w="150" w:type="dxa"/>
+              <w:left w:w="0" w:type="dxa"/>
+              <w:bottom w:w="150" w:type="dxa"/>
+              <w:right w:w="240" w:type="dxa"/>
+            </w:tcMar>
+            <w:vAlign w:val="center"/>
+            <w:hideMark/>
+          </w:tcPr>
+          <w:p>
+            <w:r>
+              <w:t>Если у тебя только тезисы — законы 1, 3, 14, 18, 23 дают минимальный скелет; если полные тексты — законы 7-10 добавляют глубину</w:t>
+            </w:r>
+          </w:p>
+        </w:tc>
+      </w:tr>
+      <w:tr>
+        <w:trPr>
+          <w:tblCellSpacing w:w="15" w:type="dxa"/>
+        </w:trPr>
+        <w:tc>
+          <w:tcPr>
+            <w:tcW w:w="0" w:type="auto"/>
+            <w:tcBorders>
+              <w:top w:val="single" w:sz="2" w:space="0" w:color="auto"/>
+              <w:left w:val="single" w:sz="2" w:space="0" w:color="auto"/>
+              <w:bottom w:val="single" w:sz="6" w:space="0" w:color="auto"/>
+              <w:right w:val="single" w:sz="2" w:space="0" w:color="auto"/>
+            </w:tcBorders>
+            <w:tcMar>
+              <w:top w:w="150" w:type="dxa"/>
+              <w:left w:w="0" w:type="dxa"/>
+              <w:bottom w:w="150" w:type="dxa"/>
+              <w:right w:w="240" w:type="dxa"/>
+            </w:tcMar>
+            <w:vAlign w:val="center"/>
+            <w:hideMark/>
+          </w:tcPr>
+          <w:p>
+            <w:r>
+              <w:t>Любому ученику</w:t>
+            </w:r>
+          </w:p>
+        </w:tc>
+        <w:tc>
+          <w:tcPr>
+            <w:tcW w:w="0" w:type="auto"/>
+            <w:tcBorders>
+              <w:top w:val="single" w:sz="2" w:space="0" w:color="auto"/>
+              <w:left w:val="single" w:sz="2" w:space="0" w:color="auto"/>
+              <w:bottom w:val="single" w:sz="6" w:space="0" w:color="auto"/>
+              <w:right w:val="single" w:sz="2" w:space="0" w:color="auto"/>
+            </w:tcBorders>
+            <w:tcMar>
+              <w:top w:w="150" w:type="dxa"/>
+              <w:left w:w="0" w:type="dxa"/>
+              <w:bottom w:w="150" w:type="dxa"/>
+              <w:right w:w="240" w:type="dxa"/>
+            </w:tcMar>
+            <w:vAlign w:val="center"/>
+            <w:hideMark/>
+          </w:tcPr>
+          <w:p>
+            <w:r>
+              <w:t xml:space="preserve">С нуля (на «ты», </w:t>
+            </w:r>
+            <w:proofErr w:type="spellStart"/>
+            <w:r>
+              <w:t>chunking</w:t>
+            </w:r>
+            <w:proofErr w:type="spellEnd"/>
+            <w:r>
+              <w:t>, рисуй) или продвинутому (тонкая настройка дискриминаторов)</w:t>
+            </w:r>
+          </w:p>
+        </w:tc>
+      </w:tr>
+    </w:tbl>
+    <w:p>
+      <w:r>
+        <w:t>Минимальный набор для любого материала (даже если есть только тезисы):</w:t>
+      </w:r>
+    </w:p>
+    <w:p>
+      <w:pPr>
+        <w:numPr>
+          <w:ilvl w:val="0"/>
+          <w:numId w:val="23"/>
+        </w:numPr>
+      </w:pPr>
+      <w:r>
+        <w:t>Закон 1 (контракт блока)</w:t>
+      </w:r>
+    </w:p>
+    <w:p>
+      <w:pPr>
+        <w:numPr>
+          <w:ilvl w:val="0"/>
+          <w:numId w:val="23"/>
+        </w:numPr>
+      </w:pPr>
+      <w:r>
+        <w:t>Закон 2 (памятка ≠ теория)</w:t>
+      </w:r>
+    </w:p>
+    <w:p>
+      <w:pPr>
+        <w:numPr>
+          <w:ilvl w:val="0"/>
+          <w:numId w:val="23"/>
+        </w:numPr>
+      </w:pPr>
+      <w:r>
+        <w:t>Закон 14 (формула + переменные + дискриминатор)</w:t>
+      </w:r>
+    </w:p>
+    <w:p>
+      <w:pPr>
+        <w:numPr>
+          <w:ilvl w:val="0"/>
+          <w:numId w:val="23"/>
+        </w:numPr>
+      </w:pPr>
+      <w:r>
+        <w:t>Закон 18 (микро-контроль каждые 5-10 минут)</w:t>
+      </w:r>
+    </w:p>
+    <w:p>
+      <w:pPr>
+        <w:numPr>
+          <w:ilvl w:val="0"/>
+          <w:numId w:val="23"/>
+        </w:numPr>
+      </w:pPr>
+      <w:r>
+        <w:t>Закон 23 (мягкая обратная связь)</w:t>
+      </w:r>
+    </w:p>
+    <w:p>
+      <w:r>
+        <w:t>Жду твоего одобрения, чтобы зафиксировать эти 28 законов как часть ТЗ на написание теоретической части. Если какие-то из них ты хочешь уточнить, переформулировать, добавить или удалить — скажи, я не буду менять без твоего сигнала.</w:t>
       </w:r>
     </w:p>
     <w:p>
@@ -3139,6 +4647,155 @@
     </w:lvl>
   </w:abstractNum>
   <w:abstractNum w:abstractNumId="1" w15:restartNumberingAfterBreak="0">
+    <w:nsid w:val="043D5313"/>
+    <w:multiLevelType w:val="multilevel"/>
+    <w:tmpl w:val="7CE60BE6"/>
+    <w:lvl w:ilvl="0">
+      <w:start w:val="1"/>
+      <w:numFmt w:val="bullet"/>
+      <w:lvlText w:val=""/>
+      <w:lvlJc w:val="left"/>
+      <w:pPr>
+        <w:tabs>
+          <w:tab w:val="num" w:pos="720"/>
+        </w:tabs>
+        <w:ind w:left="720" w:hanging="360"/>
+      </w:pPr>
+      <w:rPr>
+        <w:rFonts w:ascii="Symbol" w:hAnsi="Symbol" w:hint="default"/>
+        <w:sz w:val="20"/>
+      </w:rPr>
+    </w:lvl>
+    <w:lvl w:ilvl="1" w:tentative="1">
+      <w:start w:val="1"/>
+      <w:numFmt w:val="bullet"/>
+      <w:lvlText w:val=""/>
+      <w:lvlJc w:val="left"/>
+      <w:pPr>
+        <w:tabs>
+          <w:tab w:val="num" w:pos="1440"/>
+        </w:tabs>
+        <w:ind w:left="1440" w:hanging="360"/>
+      </w:pPr>
+      <w:rPr>
+        <w:rFonts w:ascii="Symbol" w:hAnsi="Symbol" w:hint="default"/>
+        <w:sz w:val="20"/>
+      </w:rPr>
+    </w:lvl>
+    <w:lvl w:ilvl="2" w:tentative="1">
+      <w:start w:val="1"/>
+      <w:numFmt w:val="bullet"/>
+      <w:lvlText w:val=""/>
+      <w:lvlJc w:val="left"/>
+      <w:pPr>
+        <w:tabs>
+          <w:tab w:val="num" w:pos="2160"/>
+        </w:tabs>
+        <w:ind w:left="2160" w:hanging="360"/>
+      </w:pPr>
+      <w:rPr>
+        <w:rFonts w:ascii="Symbol" w:hAnsi="Symbol" w:hint="default"/>
+        <w:sz w:val="20"/>
+      </w:rPr>
+    </w:lvl>
+    <w:lvl w:ilvl="3" w:tentative="1">
+      <w:start w:val="1"/>
+      <w:numFmt w:val="bullet"/>
+      <w:lvlText w:val=""/>
+      <w:lvlJc w:val="left"/>
+      <w:pPr>
+        <w:tabs>
+          <w:tab w:val="num" w:pos="2880"/>
+        </w:tabs>
+        <w:ind w:left="2880" w:hanging="360"/>
+      </w:pPr>
+      <w:rPr>
+        <w:rFonts w:ascii="Symbol" w:hAnsi="Symbol" w:hint="default"/>
+        <w:sz w:val="20"/>
+      </w:rPr>
+    </w:lvl>
+    <w:lvl w:ilvl="4" w:tentative="1">
+      <w:start w:val="1"/>
+      <w:numFmt w:val="bullet"/>
+      <w:lvlText w:val=""/>
+      <w:lvlJc w:val="left"/>
+      <w:pPr>
+        <w:tabs>
+          <w:tab w:val="num" w:pos="3600"/>
+        </w:tabs>
+        <w:ind w:left="3600" w:hanging="360"/>
+      </w:pPr>
+      <w:rPr>
+        <w:rFonts w:ascii="Symbol" w:hAnsi="Symbol" w:hint="default"/>
+        <w:sz w:val="20"/>
+      </w:rPr>
+    </w:lvl>
+    <w:lvl w:ilvl="5" w:tentative="1">
+      <w:start w:val="1"/>
+      <w:numFmt w:val="bullet"/>
+      <w:lvlText w:val=""/>
+      <w:lvlJc w:val="left"/>
+      <w:pPr>
+        <w:tabs>
+          <w:tab w:val="num" w:pos="4320"/>
+        </w:tabs>
+        <w:ind w:left="4320" w:hanging="360"/>
+      </w:pPr>
+      <w:rPr>
+        <w:rFonts w:ascii="Symbol" w:hAnsi="Symbol" w:hint="default"/>
+        <w:sz w:val="20"/>
+      </w:rPr>
+    </w:lvl>
+    <w:lvl w:ilvl="6" w:tentative="1">
+      <w:start w:val="1"/>
+      <w:numFmt w:val="bullet"/>
+      <w:lvlText w:val=""/>
+      <w:lvlJc w:val="left"/>
+      <w:pPr>
+        <w:tabs>
+          <w:tab w:val="num" w:pos="5040"/>
+        </w:tabs>
+        <w:ind w:left="5040" w:hanging="360"/>
+      </w:pPr>
+      <w:rPr>
+        <w:rFonts w:ascii="Symbol" w:hAnsi="Symbol" w:hint="default"/>
+        <w:sz w:val="20"/>
+      </w:rPr>
+    </w:lvl>
+    <w:lvl w:ilvl="7" w:tentative="1">
+      <w:start w:val="1"/>
+      <w:numFmt w:val="bullet"/>
+      <w:lvlText w:val=""/>
+      <w:lvlJc w:val="left"/>
+      <w:pPr>
+        <w:tabs>
+          <w:tab w:val="num" w:pos="5760"/>
+        </w:tabs>
+        <w:ind w:left="5760" w:hanging="360"/>
+      </w:pPr>
+      <w:rPr>
+        <w:rFonts w:ascii="Symbol" w:hAnsi="Symbol" w:hint="default"/>
+        <w:sz w:val="20"/>
+      </w:rPr>
+    </w:lvl>
+    <w:lvl w:ilvl="8" w:tentative="1">
+      <w:start w:val="1"/>
+      <w:numFmt w:val="bullet"/>
+      <w:lvlText w:val=""/>
+      <w:lvlJc w:val="left"/>
+      <w:pPr>
+        <w:tabs>
+          <w:tab w:val="num" w:pos="6480"/>
+        </w:tabs>
+        <w:ind w:left="6480" w:hanging="360"/>
+      </w:pPr>
+      <w:rPr>
+        <w:rFonts w:ascii="Symbol" w:hAnsi="Symbol" w:hint="default"/>
+        <w:sz w:val="20"/>
+      </w:rPr>
+    </w:lvl>
+  </w:abstractNum>
+  <w:abstractNum w:abstractNumId="2" w15:restartNumberingAfterBreak="0">
     <w:nsid w:val="0D465EF7"/>
     <w:multiLevelType w:val="multilevel"/>
     <w:tmpl w:val="FD30C3AE"/>
@@ -3287,7 +4944,7 @@
       </w:rPr>
     </w:lvl>
   </w:abstractNum>
-  <w:abstractNum w:abstractNumId="2" w15:restartNumberingAfterBreak="0">
+  <w:abstractNum w:abstractNumId="3" w15:restartNumberingAfterBreak="0">
     <w:nsid w:val="114D6A5C"/>
     <w:multiLevelType w:val="multilevel"/>
     <w:tmpl w:val="12B4E6F6"/>
@@ -3436,7 +5093,7 @@
       </w:rPr>
     </w:lvl>
   </w:abstractNum>
-  <w:abstractNum w:abstractNumId="3" w15:restartNumberingAfterBreak="0">
+  <w:abstractNum w:abstractNumId="4" w15:restartNumberingAfterBreak="0">
     <w:nsid w:val="1B4552AB"/>
     <w:multiLevelType w:val="multilevel"/>
     <w:tmpl w:val="3D86B244"/>
@@ -3585,7 +5242,7 @@
       </w:rPr>
     </w:lvl>
   </w:abstractNum>
-  <w:abstractNum w:abstractNumId="4" w15:restartNumberingAfterBreak="0">
+  <w:abstractNum w:abstractNumId="5" w15:restartNumberingAfterBreak="0">
     <w:nsid w:val="211D0177"/>
     <w:multiLevelType w:val="multilevel"/>
     <w:tmpl w:val="D5666770"/>
@@ -3734,7 +5391,7 @@
       </w:rPr>
     </w:lvl>
   </w:abstractNum>
-  <w:abstractNum w:abstractNumId="5" w15:restartNumberingAfterBreak="0">
+  <w:abstractNum w:abstractNumId="6" w15:restartNumberingAfterBreak="0">
     <w:nsid w:val="21381FCD"/>
     <w:multiLevelType w:val="multilevel"/>
     <w:tmpl w:val="518A6DA6"/>
@@ -3883,7 +5540,7 @@
       </w:rPr>
     </w:lvl>
   </w:abstractNum>
-  <w:abstractNum w:abstractNumId="6" w15:restartNumberingAfterBreak="0">
+  <w:abstractNum w:abstractNumId="7" w15:restartNumberingAfterBreak="0">
     <w:nsid w:val="23773B8D"/>
     <w:multiLevelType w:val="multilevel"/>
     <w:tmpl w:val="B8309ED6"/>
@@ -4032,7 +5689,7 @@
       </w:rPr>
     </w:lvl>
   </w:abstractNum>
-  <w:abstractNum w:abstractNumId="7" w15:restartNumberingAfterBreak="0">
+  <w:abstractNum w:abstractNumId="8" w15:restartNumberingAfterBreak="0">
     <w:nsid w:val="242C5FA4"/>
     <w:multiLevelType w:val="multilevel"/>
     <w:tmpl w:val="DEC4817E"/>
@@ -4181,7 +5838,7 @@
       </w:rPr>
     </w:lvl>
   </w:abstractNum>
-  <w:abstractNum w:abstractNumId="8" w15:restartNumberingAfterBreak="0">
+  <w:abstractNum w:abstractNumId="9" w15:restartNumberingAfterBreak="0">
     <w:nsid w:val="2EE71492"/>
     <w:multiLevelType w:val="multilevel"/>
     <w:tmpl w:val="B3126F24"/>
@@ -4330,7 +5987,7 @@
       </w:rPr>
     </w:lvl>
   </w:abstractNum>
-  <w:abstractNum w:abstractNumId="9" w15:restartNumberingAfterBreak="0">
+  <w:abstractNum w:abstractNumId="10" w15:restartNumberingAfterBreak="0">
     <w:nsid w:val="2F8B1A87"/>
     <w:multiLevelType w:val="multilevel"/>
     <w:tmpl w:val="C46ABA22"/>
@@ -4479,7 +6136,7 @@
       </w:rPr>
     </w:lvl>
   </w:abstractNum>
-  <w:abstractNum w:abstractNumId="10" w15:restartNumberingAfterBreak="0">
+  <w:abstractNum w:abstractNumId="11" w15:restartNumberingAfterBreak="0">
     <w:nsid w:val="472100E4"/>
     <w:multiLevelType w:val="multilevel"/>
     <w:tmpl w:val="D012BB28"/>
@@ -4628,7 +6285,7 @@
       </w:rPr>
     </w:lvl>
   </w:abstractNum>
-  <w:abstractNum w:abstractNumId="11" w15:restartNumberingAfterBreak="0">
+  <w:abstractNum w:abstractNumId="12" w15:restartNumberingAfterBreak="0">
     <w:nsid w:val="58352F7F"/>
     <w:multiLevelType w:val="multilevel"/>
     <w:tmpl w:val="8E96778A"/>
@@ -4777,7 +6434,7 @@
       </w:rPr>
     </w:lvl>
   </w:abstractNum>
-  <w:abstractNum w:abstractNumId="12" w15:restartNumberingAfterBreak="0">
+  <w:abstractNum w:abstractNumId="13" w15:restartNumberingAfterBreak="0">
     <w:nsid w:val="5ACC1D81"/>
     <w:multiLevelType w:val="multilevel"/>
     <w:tmpl w:val="36969F96"/>
@@ -4926,7 +6583,7 @@
       </w:rPr>
     </w:lvl>
   </w:abstractNum>
-  <w:abstractNum w:abstractNumId="13" w15:restartNumberingAfterBreak="0">
+  <w:abstractNum w:abstractNumId="14" w15:restartNumberingAfterBreak="0">
     <w:nsid w:val="63602EC2"/>
     <w:multiLevelType w:val="multilevel"/>
     <w:tmpl w:val="16F65AB4"/>
@@ -5075,7 +6732,7 @@
       </w:rPr>
     </w:lvl>
   </w:abstractNum>
-  <w:abstractNum w:abstractNumId="14" w15:restartNumberingAfterBreak="0">
+  <w:abstractNum w:abstractNumId="15" w15:restartNumberingAfterBreak="0">
     <w:nsid w:val="63D65BD2"/>
     <w:multiLevelType w:val="multilevel"/>
     <w:tmpl w:val="BC129C4C"/>
@@ -5224,7 +6881,7 @@
       </w:rPr>
     </w:lvl>
   </w:abstractNum>
-  <w:abstractNum w:abstractNumId="15" w15:restartNumberingAfterBreak="0">
+  <w:abstractNum w:abstractNumId="16" w15:restartNumberingAfterBreak="0">
     <w:nsid w:val="690F2DB6"/>
     <w:multiLevelType w:val="multilevel"/>
     <w:tmpl w:val="B82E610E"/>
@@ -5373,7 +7030,7 @@
       </w:rPr>
     </w:lvl>
   </w:abstractNum>
-  <w:abstractNum w:abstractNumId="16" w15:restartNumberingAfterBreak="0">
+  <w:abstractNum w:abstractNumId="17" w15:restartNumberingAfterBreak="0">
     <w:nsid w:val="6AF0599D"/>
     <w:multiLevelType w:val="multilevel"/>
     <w:tmpl w:val="36B08E8A"/>
@@ -5522,7 +7179,7 @@
       </w:rPr>
     </w:lvl>
   </w:abstractNum>
-  <w:abstractNum w:abstractNumId="17" w15:restartNumberingAfterBreak="0">
+  <w:abstractNum w:abstractNumId="18" w15:restartNumberingAfterBreak="0">
     <w:nsid w:val="6D367B65"/>
     <w:multiLevelType w:val="multilevel"/>
     <w:tmpl w:val="39E6AE18"/>
@@ -5671,7 +7328,7 @@
       </w:rPr>
     </w:lvl>
   </w:abstractNum>
-  <w:abstractNum w:abstractNumId="18" w15:restartNumberingAfterBreak="0">
+  <w:abstractNum w:abstractNumId="19" w15:restartNumberingAfterBreak="0">
     <w:nsid w:val="6DAA5B14"/>
     <w:multiLevelType w:val="multilevel"/>
     <w:tmpl w:val="AB289EF2"/>
@@ -5820,7 +7477,7 @@
       </w:rPr>
     </w:lvl>
   </w:abstractNum>
-  <w:abstractNum w:abstractNumId="19" w15:restartNumberingAfterBreak="0">
+  <w:abstractNum w:abstractNumId="20" w15:restartNumberingAfterBreak="0">
     <w:nsid w:val="6F165BEB"/>
     <w:multiLevelType w:val="multilevel"/>
     <w:tmpl w:val="056AFF68"/>
@@ -5969,7 +7626,7 @@
       </w:rPr>
     </w:lvl>
   </w:abstractNum>
-  <w:abstractNum w:abstractNumId="20" w15:restartNumberingAfterBreak="0">
+  <w:abstractNum w:abstractNumId="21" w15:restartNumberingAfterBreak="0">
     <w:nsid w:val="7A100D48"/>
     <w:multiLevelType w:val="multilevel"/>
     <w:tmpl w:val="6EBEF92C"/>
@@ -6118,7 +7775,7 @@
       </w:rPr>
     </w:lvl>
   </w:abstractNum>
-  <w:abstractNum w:abstractNumId="21" w15:restartNumberingAfterBreak="0">
+  <w:abstractNum w:abstractNumId="22" w15:restartNumberingAfterBreak="0">
     <w:nsid w:val="7C6D43F0"/>
     <w:multiLevelType w:val="multilevel"/>
     <w:tmpl w:val="22347A12"/>
@@ -6268,69 +7925,72 @@
     </w:lvl>
   </w:abstractNum>
   <w:num w:numId="1">
-    <w:abstractNumId w:val="12"/>
+    <w:abstractNumId w:val="13"/>
   </w:num>
   <w:num w:numId="2">
+    <w:abstractNumId w:val="11"/>
+  </w:num>
+  <w:num w:numId="3">
     <w:abstractNumId w:val="10"/>
   </w:num>
-  <w:num w:numId="3">
+  <w:num w:numId="4">
+    <w:abstractNumId w:val="8"/>
+  </w:num>
+  <w:num w:numId="5">
+    <w:abstractNumId w:val="18"/>
+  </w:num>
+  <w:num w:numId="6">
+    <w:abstractNumId w:val="4"/>
+  </w:num>
+  <w:num w:numId="7">
+    <w:abstractNumId w:val="14"/>
+  </w:num>
+  <w:num w:numId="8">
+    <w:abstractNumId w:val="20"/>
+  </w:num>
+  <w:num w:numId="9">
     <w:abstractNumId w:val="9"/>
   </w:num>
-  <w:num w:numId="4">
-    <w:abstractNumId w:val="7"/>
-  </w:num>
-  <w:num w:numId="5">
+  <w:num w:numId="10">
     <w:abstractNumId w:val="17"/>
   </w:num>
-  <w:num w:numId="6">
-    <w:abstractNumId w:val="3"/>
-  </w:num>
-  <w:num w:numId="7">
-    <w:abstractNumId w:val="13"/>
-  </w:num>
-  <w:num w:numId="8">
-    <w:abstractNumId w:val="19"/>
-  </w:num>
-  <w:num w:numId="9">
-    <w:abstractNumId w:val="8"/>
-  </w:num>
-  <w:num w:numId="10">
-    <w:abstractNumId w:val="16"/>
-  </w:num>
   <w:num w:numId="11">
-    <w:abstractNumId w:val="11"/>
+    <w:abstractNumId w:val="12"/>
   </w:num>
   <w:num w:numId="12">
     <w:abstractNumId w:val="0"/>
   </w:num>
   <w:num w:numId="13">
-    <w:abstractNumId w:val="20"/>
+    <w:abstractNumId w:val="21"/>
   </w:num>
   <w:num w:numId="14">
-    <w:abstractNumId w:val="21"/>
+    <w:abstractNumId w:val="22"/>
   </w:num>
   <w:num w:numId="15">
-    <w:abstractNumId w:val="18"/>
+    <w:abstractNumId w:val="19"/>
   </w:num>
   <w:num w:numId="16">
+    <w:abstractNumId w:val="3"/>
+  </w:num>
+  <w:num w:numId="17">
+    <w:abstractNumId w:val="5"/>
+  </w:num>
+  <w:num w:numId="18">
+    <w:abstractNumId w:val="15"/>
+  </w:num>
+  <w:num w:numId="19">
+    <w:abstractNumId w:val="6"/>
+  </w:num>
+  <w:num w:numId="20">
+    <w:abstractNumId w:val="16"/>
+  </w:num>
+  <w:num w:numId="21">
+    <w:abstractNumId w:val="7"/>
+  </w:num>
+  <w:num w:numId="22">
     <w:abstractNumId w:val="2"/>
   </w:num>
-  <w:num w:numId="17">
-    <w:abstractNumId w:val="4"/>
-  </w:num>
-  <w:num w:numId="18">
-    <w:abstractNumId w:val="14"/>
-  </w:num>
-  <w:num w:numId="19">
-    <w:abstractNumId w:val="5"/>
-  </w:num>
-  <w:num w:numId="20">
-    <w:abstractNumId w:val="15"/>
-  </w:num>
-  <w:num w:numId="21">
-    <w:abstractNumId w:val="6"/>
-  </w:num>
-  <w:num w:numId="22">
+  <w:num w:numId="23">
     <w:abstractNumId w:val="1"/>
   </w:num>
 </w:numbering>
